--- a/ai/face/LVS A100 commands.docx
+++ b/ai/face/LVS A100 commands.docx
@@ -4,6 +4,42 @@
   <w:body>
     <w:p>
       <w:pPr>
+        <w:jc w:val="both"/>
+        <w:rPr>
+          <w:rFonts w:ascii="Times New Roman" w:hAnsi="Times New Roman" w:cs="Times New Roman"/>
+          <w:i/>
+          <w:iCs/>
+        </w:rPr>
+      </w:pPr>
+      <w:r>
+        <w:rPr>
+          <w:rFonts w:ascii="Times New Roman" w:hAnsi="Times New Roman" w:cs="Times New Roman"/>
+          <w:i/>
+          <w:iCs/>
+        </w:rPr>
+        <w:t xml:space="preserve">This file is a Linux runbook for standing up a four-replica liveness-verification service on A100-class GPU hardware, fronting the replicas with a </w:t>
+      </w:r>
+      <w:proofErr w:type="spellStart"/>
+      <w:r>
+        <w:rPr>
+          <w:rFonts w:ascii="Times New Roman" w:hAnsi="Times New Roman" w:cs="Times New Roman"/>
+          <w:i/>
+          <w:iCs/>
+        </w:rPr>
+        <w:t>gRPC</w:t>
+      </w:r>
+      <w:proofErr w:type="spellEnd"/>
+      <w:r>
+        <w:rPr>
+          <w:rFonts w:ascii="Times New Roman" w:hAnsi="Times New Roman" w:cs="Times New Roman"/>
+          <w:i/>
+          <w:iCs/>
+        </w:rPr>
+        <w:t xml:space="preserve"> aggregator, and measuring throughput under controlled benchmark workloads. It is intended for repeatable performance testing rather than for general application deployment.</w:t>
+      </w:r>
+    </w:p>
+    <w:p>
+      <w:pPr>
         <w:spacing w:before="100" w:beforeAutospacing="1" w:after="100" w:afterAutospacing="1" w:line="240" w:lineRule="auto"/>
         <w:outlineLvl w:val="0"/>
         <w:rPr>
@@ -80,6 +116,42 @@
           <w14:ligatures w14:val="none"/>
         </w:rPr>
         <w:t xml:space="preserve"> + deps</w:t>
+      </w:r>
+    </w:p>
+    <w:p>
+      <w:pPr>
+        <w:jc w:val="both"/>
+        <w:rPr>
+          <w:rFonts w:ascii="Times New Roman" w:hAnsi="Times New Roman" w:cs="Times New Roman"/>
+          <w:i/>
+          <w:iCs/>
+        </w:rPr>
+      </w:pPr>
+      <w:r>
+        <w:rPr>
+          <w:rFonts w:ascii="Times New Roman" w:hAnsi="Times New Roman" w:cs="Times New Roman"/>
+          <w:i/>
+          <w:iCs/>
+        </w:rPr>
+        <w:t xml:space="preserve">This block creates the isolated Python environment used for the benchmark service and installs the inference, media-processing, and </w:t>
+      </w:r>
+      <w:proofErr w:type="spellStart"/>
+      <w:r>
+        <w:rPr>
+          <w:rFonts w:ascii="Times New Roman" w:hAnsi="Times New Roman" w:cs="Times New Roman"/>
+          <w:i/>
+          <w:iCs/>
+        </w:rPr>
+        <w:t>gRPC</w:t>
+      </w:r>
+      <w:proofErr w:type="spellEnd"/>
+      <w:r>
+        <w:rPr>
+          <w:rFonts w:ascii="Times New Roman" w:hAnsi="Times New Roman" w:cs="Times New Roman"/>
+          <w:i/>
+          <w:iCs/>
+        </w:rPr>
+        <w:t xml:space="preserve"> dependencies needed by both the backend replicas and the benchmark tooling.</w:t>
       </w:r>
     </w:p>
     <w:p>
@@ -104,7 +176,7 @@
         </w:tabs>
         <w:spacing w:after="0" w:line="240" w:lineRule="auto"/>
         <w:rPr>
-          <w:rFonts w:ascii="Courier New" w:eastAsia="Times New Roman" w:hAnsi="Courier New" w:cs="Courier New"/>
+          <w:rFonts w:ascii="Times New Roman" w:eastAsia="Times New Roman" w:hAnsi="Times New Roman" w:cs="Times New Roman"/>
           <w:kern w:val="0"/>
           <w:sz w:val="20"/>
           <w:szCs w:val="20"/>
@@ -114,7 +186,7 @@
       <w:proofErr w:type="spellStart"/>
       <w:r>
         <w:rPr>
-          <w:rFonts w:ascii="Courier New" w:eastAsia="Times New Roman" w:hAnsi="Courier New" w:cs="Courier New"/>
+          <w:rFonts w:ascii="Times New Roman" w:eastAsia="Times New Roman" w:hAnsi="Times New Roman" w:cs="Times New Roman"/>
           <w:kern w:val="0"/>
           <w:sz w:val="20"/>
           <w:szCs w:val="20"/>
@@ -125,7 +197,7 @@
       <w:proofErr w:type="spellEnd"/>
       <w:r>
         <w:rPr>
-          <w:rFonts w:ascii="Courier New" w:eastAsia="Times New Roman" w:hAnsi="Courier New" w:cs="Courier New"/>
+          <w:rFonts w:ascii="Times New Roman" w:eastAsia="Times New Roman" w:hAnsi="Times New Roman" w:cs="Times New Roman"/>
           <w:kern w:val="0"/>
           <w:sz w:val="20"/>
           <w:szCs w:val="20"/>
@@ -136,7 +208,7 @@
       <w:proofErr w:type="spellStart"/>
       <w:r>
         <w:rPr>
-          <w:rFonts w:ascii="Courier New" w:eastAsia="Times New Roman" w:hAnsi="Courier New" w:cs="Courier New"/>
+          <w:rFonts w:ascii="Times New Roman" w:eastAsia="Times New Roman" w:hAnsi="Times New Roman" w:cs="Times New Roman"/>
           <w:kern w:val="0"/>
           <w:sz w:val="20"/>
           <w:szCs w:val="20"/>
@@ -168,7 +240,7 @@
         </w:tabs>
         <w:spacing w:after="0" w:line="240" w:lineRule="auto"/>
         <w:rPr>
-          <w:rFonts w:ascii="Courier New" w:eastAsia="Times New Roman" w:hAnsi="Courier New" w:cs="Courier New"/>
+          <w:rFonts w:ascii="Times New Roman" w:eastAsia="Times New Roman" w:hAnsi="Times New Roman" w:cs="Times New Roman"/>
           <w:kern w:val="0"/>
           <w:sz w:val="20"/>
           <w:szCs w:val="20"/>
@@ -177,7 +249,7 @@
       </w:pPr>
       <w:r>
         <w:rPr>
-          <w:rFonts w:ascii="Courier New" w:eastAsia="Times New Roman" w:hAnsi="Courier New" w:cs="Courier New"/>
+          <w:rFonts w:ascii="Times New Roman" w:eastAsia="Times New Roman" w:hAnsi="Times New Roman" w:cs="Times New Roman"/>
           <w:kern w:val="0"/>
           <w:sz w:val="20"/>
           <w:szCs w:val="20"/>
@@ -188,28 +260,18 @@
       <w:proofErr w:type="spellStart"/>
       <w:r>
         <w:rPr>
-          <w:rFonts w:ascii="Courier New" w:eastAsia="Times New Roman" w:hAnsi="Courier New" w:cs="Courier New"/>
-          <w:kern w:val="0"/>
-          <w:sz w:val="20"/>
-          <w:szCs w:val="20"/>
-          <w14:ligatures w14:val="none"/>
-        </w:rPr>
-        <w:t>lvs_</w:t>
-      </w:r>
-      <w:r>
-        <w:rPr>
-          <w:rFonts w:ascii="Courier New" w:eastAsia="Times New Roman" w:hAnsi="Courier New" w:cs="Courier New"/>
-          <w:kern w:val="0"/>
-          <w:sz w:val="20"/>
-          <w:szCs w:val="20"/>
-          <w14:ligatures w14:val="none"/>
-        </w:rPr>
-        <w:t>benchmark</w:t>
-      </w:r>
-      <w:proofErr w:type="spellEnd"/>
-      <w:r>
-        <w:rPr>
-          <w:rFonts w:ascii="Courier New" w:eastAsia="Times New Roman" w:hAnsi="Courier New" w:cs="Courier New"/>
+          <w:rFonts w:ascii="Times New Roman" w:eastAsia="Times New Roman" w:hAnsi="Times New Roman" w:cs="Times New Roman"/>
+          <w:kern w:val="0"/>
+          <w:sz w:val="20"/>
+          <w:szCs w:val="20"/>
+          <w14:ligatures w14:val="none"/>
+        </w:rPr>
+        <w:t>lvs_benchmark</w:t>
+      </w:r>
+      <w:proofErr w:type="spellEnd"/>
+      <w:r>
+        <w:rPr>
+          <w:rFonts w:ascii="Times New Roman" w:eastAsia="Times New Roman" w:hAnsi="Times New Roman" w:cs="Times New Roman"/>
           <w:kern w:val="0"/>
           <w:sz w:val="20"/>
           <w:szCs w:val="20"/>
@@ -222,7 +284,7 @@
       <w:proofErr w:type="gramStart"/>
       <w:r>
         <w:rPr>
-          <w:rFonts w:ascii="Courier New" w:eastAsia="Times New Roman" w:hAnsi="Courier New" w:cs="Courier New"/>
+          <w:rFonts w:ascii="Times New Roman" w:eastAsia="Times New Roman" w:hAnsi="Times New Roman" w:cs="Times New Roman"/>
           <w:kern w:val="0"/>
           <w:sz w:val="20"/>
           <w:szCs w:val="20"/>
@@ -233,7 +295,7 @@
       <w:proofErr w:type="spellEnd"/>
       <w:r>
         <w:rPr>
-          <w:rFonts w:ascii="Courier New" w:eastAsia="Times New Roman" w:hAnsi="Courier New" w:cs="Courier New"/>
+          <w:rFonts w:ascii="Times New Roman" w:eastAsia="Times New Roman" w:hAnsi="Times New Roman" w:cs="Times New Roman"/>
           <w:kern w:val="0"/>
           <w:sz w:val="20"/>
           <w:szCs w:val="20"/>
@@ -244,7 +306,7 @@
       <w:proofErr w:type="spellStart"/>
       <w:r>
         <w:rPr>
-          <w:rFonts w:ascii="Courier New" w:eastAsia="Times New Roman" w:hAnsi="Courier New" w:cs="Courier New"/>
+          <w:rFonts w:ascii="Times New Roman" w:eastAsia="Times New Roman" w:hAnsi="Times New Roman" w:cs="Times New Roman"/>
           <w:kern w:val="0"/>
           <w:sz w:val="20"/>
           <w:szCs w:val="20"/>
@@ -255,7 +317,7 @@
       <w:proofErr w:type="gramEnd"/>
       <w:r>
         <w:rPr>
-          <w:rFonts w:ascii="Courier New" w:eastAsia="Times New Roman" w:hAnsi="Courier New" w:cs="Courier New"/>
+          <w:rFonts w:ascii="Times New Roman" w:eastAsia="Times New Roman" w:hAnsi="Times New Roman" w:cs="Times New Roman"/>
           <w:kern w:val="0"/>
           <w:sz w:val="20"/>
           <w:szCs w:val="20"/>
@@ -266,7 +328,7 @@
       <w:proofErr w:type="spellEnd"/>
       <w:r>
         <w:rPr>
-          <w:rFonts w:ascii="Courier New" w:eastAsia="Times New Roman" w:hAnsi="Courier New" w:cs="Courier New"/>
+          <w:rFonts w:ascii="Times New Roman" w:eastAsia="Times New Roman" w:hAnsi="Times New Roman" w:cs="Times New Roman"/>
           <w:kern w:val="0"/>
           <w:sz w:val="20"/>
           <w:szCs w:val="20"/>
@@ -277,7 +339,7 @@
       <w:proofErr w:type="gramStart"/>
       <w:r>
         <w:rPr>
-          <w:rFonts w:ascii="Courier New" w:eastAsia="Times New Roman" w:hAnsi="Courier New" w:cs="Courier New"/>
+          <w:rFonts w:ascii="Times New Roman" w:eastAsia="Times New Roman" w:hAnsi="Times New Roman" w:cs="Times New Roman"/>
           <w:kern w:val="0"/>
           <w:sz w:val="20"/>
           <w:szCs w:val="20"/>
@@ -288,7 +350,7 @@
       <w:proofErr w:type="spellStart"/>
       <w:r>
         <w:rPr>
-          <w:rFonts w:ascii="Courier New" w:eastAsia="Times New Roman" w:hAnsi="Courier New" w:cs="Courier New"/>
+          <w:rFonts w:ascii="Times New Roman" w:eastAsia="Times New Roman" w:hAnsi="Times New Roman" w:cs="Times New Roman"/>
           <w:kern w:val="0"/>
           <w:sz w:val="20"/>
           <w:szCs w:val="20"/>
@@ -299,7 +361,7 @@
       <w:proofErr w:type="gramEnd"/>
       <w:r>
         <w:rPr>
-          <w:rFonts w:ascii="Courier New" w:eastAsia="Times New Roman" w:hAnsi="Courier New" w:cs="Courier New"/>
+          <w:rFonts w:ascii="Times New Roman" w:eastAsia="Times New Roman" w:hAnsi="Times New Roman" w:cs="Times New Roman"/>
           <w:kern w:val="0"/>
           <w:sz w:val="20"/>
           <w:szCs w:val="20"/>
@@ -310,7 +372,7 @@
       <w:proofErr w:type="spellEnd"/>
       <w:r>
         <w:rPr>
-          <w:rFonts w:ascii="Courier New" w:eastAsia="Times New Roman" w:hAnsi="Courier New" w:cs="Courier New"/>
+          <w:rFonts w:ascii="Times New Roman" w:eastAsia="Times New Roman" w:hAnsi="Times New Roman" w:cs="Times New Roman"/>
           <w:kern w:val="0"/>
           <w:sz w:val="20"/>
           <w:szCs w:val="20"/>
@@ -320,39 +382,19 @@
       </w:r>
       <w:r>
         <w:rPr>
-          <w:rFonts w:ascii="Courier New" w:eastAsia="Times New Roman" w:hAnsi="Courier New" w:cs="Courier New"/>
+          <w:rFonts w:ascii="Times New Roman" w:eastAsia="Times New Roman" w:hAnsi="Times New Roman" w:cs="Times New Roman"/>
           <w:kern w:val="0"/>
           <w:sz w:val="20"/>
           <w:szCs w:val="20"/>
           <w14:ligatures w14:val="none"/>
         </w:rPr>
         <w:br/>
-        <w:t>python</w:t>
-      </w:r>
-      <w:r>
-        <w:rPr>
-          <w:rFonts w:ascii="Courier New" w:eastAsia="Times New Roman" w:hAnsi="Courier New" w:cs="Courier New"/>
-          <w:kern w:val="0"/>
-          <w:sz w:val="20"/>
-          <w:szCs w:val="20"/>
-          <w14:ligatures w14:val="none"/>
-        </w:rPr>
-        <w:t>3</w:t>
-      </w:r>
-      <w:r>
-        <w:rPr>
-          <w:rFonts w:ascii="Courier New" w:eastAsia="Times New Roman" w:hAnsi="Courier New" w:cs="Courier New"/>
-          <w:kern w:val="0"/>
-          <w:sz w:val="20"/>
-          <w:szCs w:val="20"/>
-          <w14:ligatures w14:val="none"/>
-        </w:rPr>
-        <w:t xml:space="preserve"> -m pip install -U pip wheel </w:t>
-      </w:r>
-      <w:proofErr w:type="spellStart"/>
-      <w:r>
-        <w:rPr>
-          <w:rFonts w:ascii="Courier New" w:eastAsia="Times New Roman" w:hAnsi="Courier New" w:cs="Courier New"/>
+        <w:t xml:space="preserve">python3 -m pip install -U pip wheel </w:t>
+      </w:r>
+      <w:proofErr w:type="spellStart"/>
+      <w:r>
+        <w:rPr>
+          <w:rFonts w:ascii="Times New Roman" w:eastAsia="Times New Roman" w:hAnsi="Times New Roman" w:cs="Times New Roman"/>
           <w:kern w:val="0"/>
           <w:sz w:val="20"/>
           <w:szCs w:val="20"/>
@@ -363,7 +405,7 @@
       <w:proofErr w:type="spellEnd"/>
       <w:r>
         <w:rPr>
-          <w:rFonts w:ascii="Courier New" w:eastAsia="Times New Roman" w:hAnsi="Courier New" w:cs="Courier New"/>
+          <w:rFonts w:ascii="Times New Roman" w:eastAsia="Times New Roman" w:hAnsi="Times New Roman" w:cs="Times New Roman"/>
           <w:kern w:val="0"/>
           <w:sz w:val="20"/>
           <w:szCs w:val="20"/>
@@ -373,7 +415,7 @@
       </w:r>
       <w:r>
         <w:rPr>
-          <w:rFonts w:ascii="Courier New" w:eastAsia="Times New Roman" w:hAnsi="Courier New" w:cs="Courier New"/>
+          <w:rFonts w:ascii="Times New Roman" w:eastAsia="Times New Roman" w:hAnsi="Times New Roman" w:cs="Times New Roman"/>
           <w:kern w:val="0"/>
           <w:sz w:val="20"/>
           <w:szCs w:val="20"/>
@@ -385,7 +427,7 @@
       <w:proofErr w:type="spellStart"/>
       <w:r>
         <w:rPr>
-          <w:rFonts w:ascii="Courier New" w:eastAsia="Times New Roman" w:hAnsi="Courier New" w:cs="Courier New"/>
+          <w:rFonts w:ascii="Times New Roman" w:eastAsia="Times New Roman" w:hAnsi="Times New Roman" w:cs="Times New Roman"/>
           <w:kern w:val="0"/>
           <w:sz w:val="20"/>
           <w:szCs w:val="20"/>
@@ -396,7 +438,7 @@
       <w:proofErr w:type="spellEnd"/>
       <w:r>
         <w:rPr>
-          <w:rFonts w:ascii="Courier New" w:eastAsia="Times New Roman" w:hAnsi="Courier New" w:cs="Courier New"/>
+          <w:rFonts w:ascii="Times New Roman" w:eastAsia="Times New Roman" w:hAnsi="Times New Roman" w:cs="Times New Roman"/>
           <w:kern w:val="0"/>
           <w:sz w:val="20"/>
           <w:szCs w:val="20"/>
@@ -407,7 +449,7 @@
       <w:proofErr w:type="spellStart"/>
       <w:r>
         <w:rPr>
-          <w:rFonts w:ascii="Courier New" w:eastAsia="Times New Roman" w:hAnsi="Courier New" w:cs="Courier New"/>
+          <w:rFonts w:ascii="Times New Roman" w:eastAsia="Times New Roman" w:hAnsi="Times New Roman" w:cs="Times New Roman"/>
           <w:kern w:val="0"/>
           <w:sz w:val="20"/>
           <w:szCs w:val="20"/>
@@ -418,7 +460,7 @@
       <w:proofErr w:type="spellEnd"/>
       <w:r>
         <w:rPr>
-          <w:rFonts w:ascii="Courier New" w:eastAsia="Times New Roman" w:hAnsi="Courier New" w:cs="Courier New"/>
+          <w:rFonts w:ascii="Times New Roman" w:eastAsia="Times New Roman" w:hAnsi="Times New Roman" w:cs="Times New Roman"/>
           <w:kern w:val="0"/>
           <w:sz w:val="20"/>
           <w:szCs w:val="20"/>
@@ -429,7 +471,7 @@
       <w:proofErr w:type="spellStart"/>
       <w:r>
         <w:rPr>
-          <w:rFonts w:ascii="Courier New" w:eastAsia="Times New Roman" w:hAnsi="Courier New" w:cs="Courier New"/>
+          <w:rFonts w:ascii="Times New Roman" w:eastAsia="Times New Roman" w:hAnsi="Times New Roman" w:cs="Times New Roman"/>
           <w:kern w:val="0"/>
           <w:sz w:val="20"/>
           <w:szCs w:val="20"/>
@@ -440,7 +482,7 @@
       <w:proofErr w:type="spellEnd"/>
       <w:r>
         <w:rPr>
-          <w:rFonts w:ascii="Courier New" w:eastAsia="Times New Roman" w:hAnsi="Courier New" w:cs="Courier New"/>
+          <w:rFonts w:ascii="Times New Roman" w:eastAsia="Times New Roman" w:hAnsi="Times New Roman" w:cs="Times New Roman"/>
           <w:kern w:val="0"/>
           <w:sz w:val="20"/>
           <w:szCs w:val="20"/>
@@ -452,7 +494,7 @@
       <w:proofErr w:type="spellStart"/>
       <w:r>
         <w:rPr>
-          <w:rFonts w:ascii="Courier New" w:eastAsia="Times New Roman" w:hAnsi="Courier New" w:cs="Courier New"/>
+          <w:rFonts w:ascii="Times New Roman" w:eastAsia="Times New Roman" w:hAnsi="Times New Roman" w:cs="Times New Roman"/>
           <w:kern w:val="0"/>
           <w:sz w:val="20"/>
           <w:szCs w:val="20"/>
@@ -463,7 +505,7 @@
       <w:proofErr w:type="spellEnd"/>
       <w:r>
         <w:rPr>
-          <w:rFonts w:ascii="Courier New" w:eastAsia="Times New Roman" w:hAnsi="Courier New" w:cs="Courier New"/>
+          <w:rFonts w:ascii="Times New Roman" w:eastAsia="Times New Roman" w:hAnsi="Times New Roman" w:cs="Times New Roman"/>
           <w:kern w:val="0"/>
           <w:sz w:val="20"/>
           <w:szCs w:val="20"/>
@@ -474,7 +516,7 @@
       <w:proofErr w:type="spellStart"/>
       <w:r>
         <w:rPr>
-          <w:rFonts w:ascii="Courier New" w:eastAsia="Times New Roman" w:hAnsi="Courier New" w:cs="Courier New"/>
+          <w:rFonts w:ascii="Times New Roman" w:eastAsia="Times New Roman" w:hAnsi="Times New Roman" w:cs="Times New Roman"/>
           <w:kern w:val="0"/>
           <w:sz w:val="20"/>
           <w:szCs w:val="20"/>
@@ -485,7 +527,7 @@
       <w:proofErr w:type="spellEnd"/>
       <w:r>
         <w:rPr>
-          <w:rFonts w:ascii="Courier New" w:eastAsia="Times New Roman" w:hAnsi="Courier New" w:cs="Courier New"/>
+          <w:rFonts w:ascii="Times New Roman" w:eastAsia="Times New Roman" w:hAnsi="Times New Roman" w:cs="Times New Roman"/>
           <w:kern w:val="0"/>
           <w:sz w:val="20"/>
           <w:szCs w:val="20"/>
@@ -496,7 +538,7 @@
       <w:proofErr w:type="spellStart"/>
       <w:r>
         <w:rPr>
-          <w:rFonts w:ascii="Courier New" w:eastAsia="Times New Roman" w:hAnsi="Courier New" w:cs="Courier New"/>
+          <w:rFonts w:ascii="Times New Roman" w:eastAsia="Times New Roman" w:hAnsi="Times New Roman" w:cs="Times New Roman"/>
           <w:kern w:val="0"/>
           <w:sz w:val="20"/>
           <w:szCs w:val="20"/>
@@ -507,7 +549,7 @@
       <w:proofErr w:type="spellEnd"/>
       <w:r>
         <w:rPr>
-          <w:rFonts w:ascii="Courier New" w:eastAsia="Times New Roman" w:hAnsi="Courier New" w:cs="Courier New"/>
+          <w:rFonts w:ascii="Times New Roman" w:eastAsia="Times New Roman" w:hAnsi="Times New Roman" w:cs="Times New Roman"/>
           <w:kern w:val="0"/>
           <w:sz w:val="20"/>
           <w:szCs w:val="20"/>
@@ -518,7 +560,7 @@
       <w:proofErr w:type="spellStart"/>
       <w:r>
         <w:rPr>
-          <w:rFonts w:ascii="Courier New" w:eastAsia="Times New Roman" w:hAnsi="Courier New" w:cs="Courier New"/>
+          <w:rFonts w:ascii="Times New Roman" w:eastAsia="Times New Roman" w:hAnsi="Times New Roman" w:cs="Times New Roman"/>
           <w:kern w:val="0"/>
           <w:sz w:val="20"/>
           <w:szCs w:val="20"/>
@@ -529,7 +571,7 @@
       <w:proofErr w:type="spellEnd"/>
       <w:r>
         <w:rPr>
-          <w:rFonts w:ascii="Courier New" w:eastAsia="Times New Roman" w:hAnsi="Courier New" w:cs="Courier New"/>
+          <w:rFonts w:ascii="Times New Roman" w:eastAsia="Times New Roman" w:hAnsi="Times New Roman" w:cs="Times New Roman"/>
           <w:kern w:val="0"/>
           <w:sz w:val="20"/>
           <w:szCs w:val="20"/>
@@ -541,7 +583,7 @@
       <w:proofErr w:type="spellStart"/>
       <w:r>
         <w:rPr>
-          <w:rFonts w:ascii="Courier New" w:eastAsia="Times New Roman" w:hAnsi="Courier New" w:cs="Courier New"/>
+          <w:rFonts w:ascii="Times New Roman" w:eastAsia="Times New Roman" w:hAnsi="Times New Roman" w:cs="Times New Roman"/>
           <w:kern w:val="0"/>
           <w:sz w:val="20"/>
           <w:szCs w:val="20"/>
@@ -552,7 +594,7 @@
       <w:proofErr w:type="spellEnd"/>
       <w:r>
         <w:rPr>
-          <w:rFonts w:ascii="Courier New" w:eastAsia="Times New Roman" w:hAnsi="Courier New" w:cs="Courier New"/>
+          <w:rFonts w:ascii="Times New Roman" w:eastAsia="Times New Roman" w:hAnsi="Times New Roman" w:cs="Times New Roman"/>
           <w:kern w:val="0"/>
           <w:sz w:val="20"/>
           <w:szCs w:val="20"/>
@@ -564,7 +606,7 @@
       <w:proofErr w:type="gramStart"/>
       <w:r>
         <w:rPr>
-          <w:rFonts w:ascii="Courier New" w:eastAsia="Times New Roman" w:hAnsi="Courier New" w:cs="Courier New"/>
+          <w:rFonts w:ascii="Times New Roman" w:eastAsia="Times New Roman" w:hAnsi="Times New Roman" w:cs="Times New Roman"/>
           <w:kern w:val="0"/>
           <w:sz w:val="20"/>
           <w:szCs w:val="20"/>
@@ -576,7 +618,7 @@
       <w:proofErr w:type="gramEnd"/>
       <w:r>
         <w:rPr>
-          <w:rFonts w:ascii="Courier New" w:eastAsia="Times New Roman" w:hAnsi="Courier New" w:cs="Courier New"/>
+          <w:rFonts w:ascii="Times New Roman" w:eastAsia="Times New Roman" w:hAnsi="Times New Roman" w:cs="Times New Roman"/>
           <w:kern w:val="0"/>
           <w:sz w:val="20"/>
           <w:szCs w:val="20"/>
@@ -625,7 +667,7 @@
         </w:tabs>
         <w:spacing w:after="0" w:line="240" w:lineRule="auto"/>
         <w:rPr>
-          <w:rFonts w:ascii="Courier New" w:eastAsia="Times New Roman" w:hAnsi="Courier New" w:cs="Courier New"/>
+          <w:rFonts w:ascii="Times New Roman" w:eastAsia="Times New Roman" w:hAnsi="Times New Roman" w:cs="Times New Roman"/>
           <w:kern w:val="0"/>
           <w:sz w:val="20"/>
           <w:szCs w:val="20"/>
@@ -634,7 +676,7 @@
       </w:pPr>
       <w:r>
         <w:rPr>
-          <w:rFonts w:ascii="Courier New" w:eastAsia="Times New Roman" w:hAnsi="Courier New" w:cs="Courier New"/>
+          <w:rFonts w:ascii="Times New Roman" w:eastAsia="Times New Roman" w:hAnsi="Times New Roman" w:cs="Times New Roman"/>
           <w:kern w:val="0"/>
           <w:sz w:val="20"/>
           <w:szCs w:val="20"/>
@@ -645,7 +687,7 @@
       <w:proofErr w:type="spellStart"/>
       <w:r>
         <w:rPr>
-          <w:rFonts w:ascii="Courier New" w:eastAsia="Times New Roman" w:hAnsi="Courier New" w:cs="Courier New"/>
+          <w:rFonts w:ascii="Times New Roman" w:eastAsia="Times New Roman" w:hAnsi="Times New Roman" w:cs="Times New Roman"/>
           <w:kern w:val="0"/>
           <w:sz w:val="20"/>
           <w:szCs w:val="20"/>
@@ -656,7 +698,7 @@
       <w:proofErr w:type="gramStart"/>
       <w:r>
         <w:rPr>
-          <w:rFonts w:ascii="Courier New" w:eastAsia="Times New Roman" w:hAnsi="Courier New" w:cs="Courier New"/>
+          <w:rFonts w:ascii="Times New Roman" w:eastAsia="Times New Roman" w:hAnsi="Times New Roman" w:cs="Times New Roman"/>
           <w:kern w:val="0"/>
           <w:sz w:val="20"/>
           <w:szCs w:val="20"/>
@@ -683,6 +725,29 @@
           <w14:ligatures w14:val="none"/>
         </w:rPr>
         <w:t>CUDA sanity check:</w:t>
+      </w:r>
+    </w:p>
+    <w:p>
+      <w:pPr>
+        <w:spacing w:before="100" w:beforeAutospacing="1" w:after="100" w:afterAutospacing="1" w:line="240" w:lineRule="auto"/>
+        <w:jc w:val="both"/>
+        <w:rPr>
+          <w:rFonts w:ascii="Times New Roman" w:eastAsia="Times New Roman" w:hAnsi="Times New Roman" w:cs="Times New Roman"/>
+          <w:i/>
+          <w:iCs/>
+          <w:kern w:val="0"/>
+          <w14:ligatures w14:val="none"/>
+        </w:rPr>
+      </w:pPr>
+      <w:r>
+        <w:rPr>
+          <w:rFonts w:ascii="Times New Roman" w:eastAsia="Times New Roman" w:hAnsi="Times New Roman" w:cs="Times New Roman"/>
+          <w:i/>
+          <w:iCs/>
+          <w:kern w:val="0"/>
+          <w14:ligatures w14:val="none"/>
+        </w:rPr>
+        <w:t>This block confirms that ONNX Runtime can see the expected execution providers before the service is started. It is a quick validation step to detect missing GPU runtime linkage before time is spent on replica startup or benchmarking.</w:t>
       </w:r>
     </w:p>
     <w:p>
@@ -707,7 +772,7 @@
         </w:tabs>
         <w:spacing w:after="0" w:line="240" w:lineRule="auto"/>
         <w:rPr>
-          <w:rFonts w:ascii="Courier New" w:eastAsia="Times New Roman" w:hAnsi="Courier New" w:cs="Courier New"/>
+          <w:rFonts w:ascii="Times New Roman" w:eastAsia="Times New Roman" w:hAnsi="Times New Roman" w:cs="Times New Roman"/>
           <w:kern w:val="0"/>
           <w:sz w:val="20"/>
           <w:szCs w:val="20"/>
@@ -716,7 +781,7 @@
       </w:pPr>
       <w:r>
         <w:rPr>
-          <w:rFonts w:ascii="Courier New" w:eastAsia="Times New Roman" w:hAnsi="Courier New" w:cs="Courier New"/>
+          <w:rFonts w:ascii="Times New Roman" w:eastAsia="Times New Roman" w:hAnsi="Times New Roman" w:cs="Times New Roman"/>
           <w:kern w:val="0"/>
           <w:sz w:val="20"/>
           <w:szCs w:val="20"/>
@@ -726,7 +791,7 @@
       </w:r>
       <w:r>
         <w:rPr>
-          <w:rFonts w:ascii="Courier New" w:eastAsia="Times New Roman" w:hAnsi="Courier New" w:cs="Courier New"/>
+          <w:rFonts w:ascii="Times New Roman" w:eastAsia="Times New Roman" w:hAnsi="Times New Roman" w:cs="Times New Roman"/>
           <w:kern w:val="0"/>
           <w:sz w:val="20"/>
           <w:szCs w:val="20"/>
@@ -738,7 +803,7 @@
       <w:proofErr w:type="spellStart"/>
       <w:r>
         <w:rPr>
-          <w:rFonts w:ascii="Courier New" w:eastAsia="Times New Roman" w:hAnsi="Courier New" w:cs="Courier New"/>
+          <w:rFonts w:ascii="Times New Roman" w:eastAsia="Times New Roman" w:hAnsi="Times New Roman" w:cs="Times New Roman"/>
           <w:kern w:val="0"/>
           <w:sz w:val="20"/>
           <w:szCs w:val="20"/>
@@ -749,7 +814,7 @@
       <w:proofErr w:type="spellEnd"/>
       <w:r>
         <w:rPr>
-          <w:rFonts w:ascii="Courier New" w:eastAsia="Times New Roman" w:hAnsi="Courier New" w:cs="Courier New"/>
+          <w:rFonts w:ascii="Times New Roman" w:eastAsia="Times New Roman" w:hAnsi="Times New Roman" w:cs="Times New Roman"/>
           <w:kern w:val="0"/>
           <w:sz w:val="20"/>
           <w:szCs w:val="20"/>
@@ -759,18 +824,51 @@
       </w:r>
       <w:r>
         <w:rPr>
-          <w:rFonts w:ascii="Courier New" w:eastAsia="Times New Roman" w:hAnsi="Courier New" w:cs="Courier New"/>
+          <w:rFonts w:ascii="Times New Roman" w:eastAsia="Times New Roman" w:hAnsi="Times New Roman" w:cs="Times New Roman"/>
           <w:kern w:val="0"/>
           <w:sz w:val="20"/>
           <w:szCs w:val="20"/>
           <w14:ligatures w14:val="none"/>
         </w:rPr>
         <w:br/>
+        <w:t xml:space="preserve">print("ORT:", </w:t>
+      </w:r>
+      <w:proofErr w:type="spellStart"/>
+      <w:r>
+        <w:rPr>
+          <w:rFonts w:ascii="Times New Roman" w:eastAsia="Times New Roman" w:hAnsi="Times New Roman" w:cs="Times New Roman"/>
+          <w:kern w:val="0"/>
+          <w:sz w:val="20"/>
+          <w:szCs w:val="20"/>
+          <w14:ligatures w14:val="none"/>
+        </w:rPr>
+        <w:t>ort.__version</w:t>
+      </w:r>
+      <w:proofErr w:type="spellEnd"/>
+      <w:r>
+        <w:rPr>
+          <w:rFonts w:ascii="Times New Roman" w:eastAsia="Times New Roman" w:hAnsi="Times New Roman" w:cs="Times New Roman"/>
+          <w:kern w:val="0"/>
+          <w:sz w:val="20"/>
+          <w:szCs w:val="20"/>
+          <w14:ligatures w14:val="none"/>
+        </w:rPr>
+        <w:t>__)</w:t>
+      </w:r>
+      <w:r>
+        <w:rPr>
+          <w:rFonts w:ascii="Times New Roman" w:eastAsia="Times New Roman" w:hAnsi="Times New Roman" w:cs="Times New Roman"/>
+          <w:kern w:val="0"/>
+          <w:sz w:val="20"/>
+          <w:szCs w:val="20"/>
+          <w14:ligatures w14:val="none"/>
+        </w:rPr>
+        <w:br/>
       </w:r>
       <w:proofErr w:type="gramStart"/>
       <w:r>
         <w:rPr>
-          <w:rFonts w:ascii="Courier New" w:eastAsia="Times New Roman" w:hAnsi="Courier New" w:cs="Courier New"/>
+          <w:rFonts w:ascii="Times New Roman" w:eastAsia="Times New Roman" w:hAnsi="Times New Roman" w:cs="Times New Roman"/>
           <w:kern w:val="0"/>
           <w:sz w:val="20"/>
           <w:szCs w:val="20"/>
@@ -781,117 +879,51 @@
       <w:proofErr w:type="gramEnd"/>
       <w:r>
         <w:rPr>
-          <w:rFonts w:ascii="Courier New" w:eastAsia="Times New Roman" w:hAnsi="Courier New" w:cs="Courier New"/>
-          <w:kern w:val="0"/>
-          <w:sz w:val="20"/>
-          <w:szCs w:val="20"/>
-          <w14:ligatures w14:val="none"/>
-        </w:rPr>
-        <w:t xml:space="preserve">"ORT:", </w:t>
-      </w:r>
-      <w:proofErr w:type="spellStart"/>
+          <w:rFonts w:ascii="Times New Roman" w:eastAsia="Times New Roman" w:hAnsi="Times New Roman" w:cs="Times New Roman"/>
+          <w:kern w:val="0"/>
+          <w:sz w:val="20"/>
+          <w:szCs w:val="20"/>
+          <w14:ligatures w14:val="none"/>
+        </w:rPr>
+        <w:t xml:space="preserve">"Available providers:", </w:t>
+      </w:r>
+      <w:proofErr w:type="spellStart"/>
+      <w:r>
+        <w:rPr>
+          <w:rFonts w:ascii="Times New Roman" w:eastAsia="Times New Roman" w:hAnsi="Times New Roman" w:cs="Times New Roman"/>
+          <w:kern w:val="0"/>
+          <w:sz w:val="20"/>
+          <w:szCs w:val="20"/>
+          <w14:ligatures w14:val="none"/>
+        </w:rPr>
+        <w:t>ort.get_available_</w:t>
+      </w:r>
       <w:proofErr w:type="gramStart"/>
       <w:r>
         <w:rPr>
-          <w:rFonts w:ascii="Courier New" w:eastAsia="Times New Roman" w:hAnsi="Courier New" w:cs="Courier New"/>
-          <w:kern w:val="0"/>
-          <w:sz w:val="20"/>
-          <w:szCs w:val="20"/>
-          <w14:ligatures w14:val="none"/>
-        </w:rPr>
-        <w:t>ort._</w:t>
+          <w:rFonts w:ascii="Times New Roman" w:eastAsia="Times New Roman" w:hAnsi="Times New Roman" w:cs="Times New Roman"/>
+          <w:kern w:val="0"/>
+          <w:sz w:val="20"/>
+          <w:szCs w:val="20"/>
+          <w14:ligatures w14:val="none"/>
+        </w:rPr>
+        <w:t>providers</w:t>
+      </w:r>
+      <w:proofErr w:type="spellEnd"/>
+      <w:r>
+        <w:rPr>
+          <w:rFonts w:ascii="Times New Roman" w:eastAsia="Times New Roman" w:hAnsi="Times New Roman" w:cs="Times New Roman"/>
+          <w:kern w:val="0"/>
+          <w:sz w:val="20"/>
+          <w:szCs w:val="20"/>
+          <w14:ligatures w14:val="none"/>
+        </w:rPr>
+        <w:t>(</w:t>
       </w:r>
       <w:proofErr w:type="gramEnd"/>
       <w:r>
         <w:rPr>
-          <w:rFonts w:ascii="Courier New" w:eastAsia="Times New Roman" w:hAnsi="Courier New" w:cs="Courier New"/>
-          <w:kern w:val="0"/>
-          <w:sz w:val="20"/>
-          <w:szCs w:val="20"/>
-          <w14:ligatures w14:val="none"/>
-        </w:rPr>
-        <w:t>_version</w:t>
-      </w:r>
-      <w:proofErr w:type="spellEnd"/>
-      <w:r>
-        <w:rPr>
-          <w:rFonts w:ascii="Courier New" w:eastAsia="Times New Roman" w:hAnsi="Courier New" w:cs="Courier New"/>
-          <w:kern w:val="0"/>
-          <w:sz w:val="20"/>
-          <w:szCs w:val="20"/>
-          <w14:ligatures w14:val="none"/>
-        </w:rPr>
-        <w:t>__)</w:t>
-      </w:r>
-      <w:r>
-        <w:rPr>
-          <w:rFonts w:ascii="Courier New" w:eastAsia="Times New Roman" w:hAnsi="Courier New" w:cs="Courier New"/>
-          <w:kern w:val="0"/>
-          <w:sz w:val="20"/>
-          <w:szCs w:val="20"/>
-          <w14:ligatures w14:val="none"/>
-        </w:rPr>
-        <w:br/>
-      </w:r>
-      <w:proofErr w:type="gramStart"/>
-      <w:r>
-        <w:rPr>
-          <w:rFonts w:ascii="Courier New" w:eastAsia="Times New Roman" w:hAnsi="Courier New" w:cs="Courier New"/>
-          <w:kern w:val="0"/>
-          <w:sz w:val="20"/>
-          <w:szCs w:val="20"/>
-          <w14:ligatures w14:val="none"/>
-        </w:rPr>
-        <w:t>print(</w:t>
-      </w:r>
-      <w:proofErr w:type="gramEnd"/>
-      <w:r>
-        <w:rPr>
-          <w:rFonts w:ascii="Courier New" w:eastAsia="Times New Roman" w:hAnsi="Courier New" w:cs="Courier New"/>
-          <w:kern w:val="0"/>
-          <w:sz w:val="20"/>
-          <w:szCs w:val="20"/>
-          <w14:ligatures w14:val="none"/>
-        </w:rPr>
-        <w:t xml:space="preserve">"Available providers:", </w:t>
-      </w:r>
-      <w:proofErr w:type="spellStart"/>
-      <w:r>
-        <w:rPr>
-          <w:rFonts w:ascii="Courier New" w:eastAsia="Times New Roman" w:hAnsi="Courier New" w:cs="Courier New"/>
-          <w:kern w:val="0"/>
-          <w:sz w:val="20"/>
-          <w:szCs w:val="20"/>
-          <w14:ligatures w14:val="none"/>
-        </w:rPr>
-        <w:t>ort.get_available_</w:t>
-      </w:r>
-      <w:proofErr w:type="gramStart"/>
-      <w:r>
-        <w:rPr>
-          <w:rFonts w:ascii="Courier New" w:eastAsia="Times New Roman" w:hAnsi="Courier New" w:cs="Courier New"/>
-          <w:kern w:val="0"/>
-          <w:sz w:val="20"/>
-          <w:szCs w:val="20"/>
-          <w14:ligatures w14:val="none"/>
-        </w:rPr>
-        <w:t>providers</w:t>
-      </w:r>
-      <w:proofErr w:type="spellEnd"/>
-      <w:r>
-        <w:rPr>
-          <w:rFonts w:ascii="Courier New" w:eastAsia="Times New Roman" w:hAnsi="Courier New" w:cs="Courier New"/>
-          <w:kern w:val="0"/>
-          <w:sz w:val="20"/>
-          <w:szCs w:val="20"/>
-          <w14:ligatures w14:val="none"/>
-        </w:rPr>
-        <w:t>(</w:t>
-      </w:r>
-      <w:proofErr w:type="gramEnd"/>
-      <w:r>
-        <w:rPr>
-          <w:rFonts w:ascii="Courier New" w:eastAsia="Times New Roman" w:hAnsi="Courier New" w:cs="Courier New"/>
+          <w:rFonts w:ascii="Times New Roman" w:eastAsia="Times New Roman" w:hAnsi="Times New Roman" w:cs="Times New Roman"/>
           <w:kern w:val="0"/>
           <w:sz w:val="20"/>
           <w:szCs w:val="20"/>
@@ -901,7 +933,7 @@
       </w:r>
       <w:r>
         <w:rPr>
-          <w:rFonts w:ascii="Courier New" w:eastAsia="Times New Roman" w:hAnsi="Courier New" w:cs="Courier New"/>
+          <w:rFonts w:ascii="Times New Roman" w:eastAsia="Times New Roman" w:hAnsi="Times New Roman" w:cs="Times New Roman"/>
           <w:kern w:val="0"/>
           <w:sz w:val="20"/>
           <w:szCs w:val="20"/>
@@ -936,6 +968,62 @@
           <w14:ligatures w14:val="none"/>
         </w:rPr>
         <w:t>1) Generate stubs</w:t>
+      </w:r>
+    </w:p>
+    <w:p>
+      <w:pPr>
+        <w:jc w:val="both"/>
+        <w:rPr>
+          <w:rFonts w:ascii="Times New Roman" w:hAnsi="Times New Roman" w:cs="Times New Roman"/>
+          <w:i/>
+          <w:iCs/>
+        </w:rPr>
+      </w:pPr>
+      <w:r>
+        <w:rPr>
+          <w:rFonts w:ascii="Times New Roman" w:hAnsi="Times New Roman" w:cs="Times New Roman"/>
+          <w:i/>
+          <w:iCs/>
+        </w:rPr>
+        <w:t xml:space="preserve">This block generates the Python </w:t>
+      </w:r>
+      <w:proofErr w:type="spellStart"/>
+      <w:r>
+        <w:rPr>
+          <w:rFonts w:ascii="Times New Roman" w:hAnsi="Times New Roman" w:cs="Times New Roman"/>
+          <w:i/>
+          <w:iCs/>
+        </w:rPr>
+        <w:t>gRPC</w:t>
+      </w:r>
+      <w:proofErr w:type="spellEnd"/>
+      <w:r>
+        <w:rPr>
+          <w:rFonts w:ascii="Times New Roman" w:hAnsi="Times New Roman" w:cs="Times New Roman"/>
+          <w:i/>
+          <w:iCs/>
+        </w:rPr>
+        <w:t xml:space="preserve"> bindings from the </w:t>
+      </w:r>
+      <w:proofErr w:type="spellStart"/>
+      <w:proofErr w:type="gramStart"/>
+      <w:r>
+        <w:rPr>
+          <w:rFonts w:ascii="Times New Roman" w:hAnsi="Times New Roman" w:cs="Times New Roman"/>
+          <w:i/>
+          <w:iCs/>
+        </w:rPr>
+        <w:t>liveness.proto</w:t>
+      </w:r>
+      <w:proofErr w:type="spellEnd"/>
+      <w:proofErr w:type="gramEnd"/>
+      <w:r>
+        <w:rPr>
+          <w:rFonts w:ascii="Times New Roman" w:hAnsi="Times New Roman" w:cs="Times New Roman"/>
+          <w:i/>
+          <w:iCs/>
+        </w:rPr>
+        <w:t xml:space="preserve"> definition. It should be rerun whenever the protocol definition changes or when the working directory is recreated from scratch.</w:t>
       </w:r>
     </w:p>
     <w:p>
@@ -960,7 +1048,7 @@
         </w:tabs>
         <w:spacing w:after="0" w:line="240" w:lineRule="auto"/>
         <w:rPr>
-          <w:rFonts w:ascii="Courier New" w:eastAsia="Times New Roman" w:hAnsi="Courier New" w:cs="Courier New"/>
+          <w:rFonts w:ascii="Times New Roman" w:eastAsia="Times New Roman" w:hAnsi="Times New Roman" w:cs="Times New Roman"/>
           <w:kern w:val="0"/>
           <w:sz w:val="20"/>
           <w:szCs w:val="20"/>
@@ -969,17 +1057,17 @@
       </w:pPr>
       <w:r>
         <w:rPr>
-          <w:rFonts w:ascii="Courier New" w:eastAsia="Times New Roman" w:hAnsi="Courier New" w:cs="Courier New"/>
-          <w:kern w:val="0"/>
-          <w:sz w:val="20"/>
-          <w:szCs w:val="20"/>
-          <w14:ligatures w14:val="none"/>
-        </w:rPr>
-        <w:t>P</w:t>
-      </w:r>
-      <w:r>
-        <w:rPr>
-          <w:rFonts w:ascii="Courier New" w:eastAsia="Times New Roman" w:hAnsi="Courier New" w:cs="Courier New"/>
+          <w:rFonts w:ascii="Times New Roman" w:eastAsia="Times New Roman" w:hAnsi="Times New Roman" w:cs="Times New Roman"/>
+          <w:kern w:val="0"/>
+          <w:sz w:val="20"/>
+          <w:szCs w:val="20"/>
+          <w14:ligatures w14:val="none"/>
+        </w:rPr>
+        <w:t>p</w:t>
+      </w:r>
+      <w:r>
+        <w:rPr>
+          <w:rFonts w:ascii="Times New Roman" w:eastAsia="Times New Roman" w:hAnsi="Times New Roman" w:cs="Times New Roman"/>
           <w:kern w:val="0"/>
           <w:sz w:val="20"/>
           <w:szCs w:val="20"/>
@@ -989,7 +1077,7 @@
       </w:r>
       <w:r>
         <w:rPr>
-          <w:rFonts w:ascii="Courier New" w:eastAsia="Times New Roman" w:hAnsi="Courier New" w:cs="Courier New"/>
+          <w:rFonts w:ascii="Times New Roman" w:eastAsia="Times New Roman" w:hAnsi="Times New Roman" w:cs="Times New Roman"/>
           <w:kern w:val="0"/>
           <w:sz w:val="20"/>
           <w:szCs w:val="20"/>
@@ -999,7 +1087,7 @@
       </w:r>
       <w:r>
         <w:rPr>
-          <w:rFonts w:ascii="Courier New" w:eastAsia="Times New Roman" w:hAnsi="Courier New" w:cs="Courier New"/>
+          <w:rFonts w:ascii="Times New Roman" w:eastAsia="Times New Roman" w:hAnsi="Times New Roman" w:cs="Times New Roman"/>
           <w:kern w:val="0"/>
           <w:sz w:val="20"/>
           <w:szCs w:val="20"/>
@@ -1010,7 +1098,7 @@
       <w:proofErr w:type="spellStart"/>
       <w:r>
         <w:rPr>
-          <w:rFonts w:ascii="Courier New" w:eastAsia="Times New Roman" w:hAnsi="Courier New" w:cs="Courier New"/>
+          <w:rFonts w:ascii="Times New Roman" w:eastAsia="Times New Roman" w:hAnsi="Times New Roman" w:cs="Times New Roman"/>
           <w:kern w:val="0"/>
           <w:sz w:val="20"/>
           <w:szCs w:val="20"/>
@@ -1021,7 +1109,7 @@
       <w:proofErr w:type="gramStart"/>
       <w:r>
         <w:rPr>
-          <w:rFonts w:ascii="Courier New" w:eastAsia="Times New Roman" w:hAnsi="Courier New" w:cs="Courier New"/>
+          <w:rFonts w:ascii="Times New Roman" w:eastAsia="Times New Roman" w:hAnsi="Times New Roman" w:cs="Times New Roman"/>
           <w:kern w:val="0"/>
           <w:sz w:val="20"/>
           <w:szCs w:val="20"/>
@@ -1033,7 +1121,7 @@
       <w:proofErr w:type="gramEnd"/>
       <w:r>
         <w:rPr>
-          <w:rFonts w:ascii="Courier New" w:eastAsia="Times New Roman" w:hAnsi="Courier New" w:cs="Courier New"/>
+          <w:rFonts w:ascii="Times New Roman" w:eastAsia="Times New Roman" w:hAnsi="Times New Roman" w:cs="Times New Roman"/>
           <w:kern w:val="0"/>
           <w:sz w:val="20"/>
           <w:szCs w:val="20"/>
@@ -1044,7 +1132,7 @@
       <w:proofErr w:type="spellStart"/>
       <w:r>
         <w:rPr>
-          <w:rFonts w:ascii="Courier New" w:eastAsia="Times New Roman" w:hAnsi="Courier New" w:cs="Courier New"/>
+          <w:rFonts w:ascii="Times New Roman" w:eastAsia="Times New Roman" w:hAnsi="Times New Roman" w:cs="Times New Roman"/>
           <w:kern w:val="0"/>
           <w:sz w:val="20"/>
           <w:szCs w:val="20"/>
@@ -1055,7 +1143,7 @@
       <w:proofErr w:type="spellEnd"/>
       <w:r>
         <w:rPr>
-          <w:rFonts w:ascii="Courier New" w:eastAsia="Times New Roman" w:hAnsi="Courier New" w:cs="Courier New"/>
+          <w:rFonts w:ascii="Times New Roman" w:eastAsia="Times New Roman" w:hAnsi="Times New Roman" w:cs="Times New Roman"/>
           <w:kern w:val="0"/>
           <w:sz w:val="20"/>
           <w:szCs w:val="20"/>
@@ -1066,7 +1154,7 @@
       <w:proofErr w:type="spellStart"/>
       <w:r>
         <w:rPr>
-          <w:rFonts w:ascii="Courier New" w:eastAsia="Times New Roman" w:hAnsi="Courier New" w:cs="Courier New"/>
+          <w:rFonts w:ascii="Times New Roman" w:eastAsia="Times New Roman" w:hAnsi="Times New Roman" w:cs="Times New Roman"/>
           <w:kern w:val="0"/>
           <w:sz w:val="20"/>
           <w:szCs w:val="20"/>
@@ -1077,7 +1165,7 @@
       <w:proofErr w:type="spellEnd"/>
       <w:r>
         <w:rPr>
-          <w:rFonts w:ascii="Courier New" w:eastAsia="Times New Roman" w:hAnsi="Courier New" w:cs="Courier New"/>
+          <w:rFonts w:ascii="Times New Roman" w:eastAsia="Times New Roman" w:hAnsi="Times New Roman" w:cs="Times New Roman"/>
           <w:kern w:val="0"/>
           <w:sz w:val="20"/>
           <w:szCs w:val="20"/>
@@ -1089,7 +1177,7 @@
       <w:proofErr w:type="gramStart"/>
       <w:r>
         <w:rPr>
-          <w:rFonts w:ascii="Courier New" w:eastAsia="Times New Roman" w:hAnsi="Courier New" w:cs="Courier New"/>
+          <w:rFonts w:ascii="Times New Roman" w:eastAsia="Times New Roman" w:hAnsi="Times New Roman" w:cs="Times New Roman"/>
           <w:kern w:val="0"/>
           <w:sz w:val="20"/>
           <w:szCs w:val="20"/>
@@ -1124,7 +1212,26 @@
           <w:szCs w:val="36"/>
           <w14:ligatures w14:val="none"/>
         </w:rPr>
+        <w:lastRenderedPageBreak/>
         <w:t>2) Start 4 replicas</w:t>
+      </w:r>
+    </w:p>
+    <w:p>
+      <w:pPr>
+        <w:jc w:val="both"/>
+        <w:rPr>
+          <w:rFonts w:ascii="Times New Roman" w:hAnsi="Times New Roman" w:cs="Times New Roman"/>
+          <w:i/>
+          <w:iCs/>
+        </w:rPr>
+      </w:pPr>
+      <w:r>
+        <w:rPr>
+          <w:rFonts w:ascii="Times New Roman" w:hAnsi="Times New Roman" w:cs="Times New Roman"/>
+          <w:i/>
+          <w:iCs/>
+        </w:rPr>
+        <w:t>This block starts four local liveness-service replicas under one GPU-visible environment. The environment variables constrain inference parallelism, worker counts, and provider selection so that later benchmark results can be interpreted against a known runtime configuration.</w:t>
       </w:r>
     </w:p>
     <w:p>
@@ -1149,7 +1256,7 @@
         </w:tabs>
         <w:spacing w:after="0" w:line="240" w:lineRule="auto"/>
         <w:rPr>
-          <w:rFonts w:ascii="Courier New" w:eastAsia="Times New Roman" w:hAnsi="Courier New" w:cs="Courier New"/>
+          <w:rFonts w:ascii="Times New Roman" w:eastAsia="Times New Roman" w:hAnsi="Times New Roman" w:cs="Times New Roman"/>
           <w:kern w:val="0"/>
           <w:sz w:val="20"/>
           <w:szCs w:val="20"/>
@@ -1158,7 +1265,7 @@
       </w:pPr>
       <w:r>
         <w:rPr>
-          <w:rFonts w:ascii="Courier New" w:eastAsia="Times New Roman" w:hAnsi="Courier New" w:cs="Courier New"/>
+          <w:rFonts w:ascii="Times New Roman" w:eastAsia="Times New Roman" w:hAnsi="Times New Roman" w:cs="Times New Roman"/>
           <w:kern w:val="0"/>
           <w:sz w:val="20"/>
           <w:szCs w:val="20"/>
@@ -1168,7 +1275,7 @@
       </w:r>
       <w:r>
         <w:rPr>
-          <w:rFonts w:ascii="Courier New" w:eastAsia="Times New Roman" w:hAnsi="Courier New" w:cs="Courier New"/>
+          <w:rFonts w:ascii="Times New Roman" w:eastAsia="Times New Roman" w:hAnsi="Times New Roman" w:cs="Times New Roman"/>
           <w:kern w:val="0"/>
           <w:sz w:val="20"/>
           <w:szCs w:val="20"/>
@@ -1179,7 +1286,7 @@
       </w:r>
       <w:r>
         <w:rPr>
-          <w:rFonts w:ascii="Courier New" w:eastAsia="Times New Roman" w:hAnsi="Courier New" w:cs="Courier New"/>
+          <w:rFonts w:ascii="Times New Roman" w:eastAsia="Times New Roman" w:hAnsi="Times New Roman" w:cs="Times New Roman"/>
           <w:kern w:val="0"/>
           <w:sz w:val="20"/>
           <w:szCs w:val="20"/>
@@ -1190,7 +1297,7 @@
       </w:r>
       <w:r>
         <w:rPr>
-          <w:rFonts w:ascii="Courier New" w:eastAsia="Times New Roman" w:hAnsi="Courier New" w:cs="Courier New"/>
+          <w:rFonts w:ascii="Times New Roman" w:eastAsia="Times New Roman" w:hAnsi="Times New Roman" w:cs="Times New Roman"/>
           <w:kern w:val="0"/>
           <w:sz w:val="20"/>
           <w:szCs w:val="20"/>
@@ -1200,7 +1307,7 @@
       </w:r>
       <w:r>
         <w:rPr>
-          <w:rFonts w:ascii="Courier New" w:eastAsia="Times New Roman" w:hAnsi="Courier New" w:cs="Courier New"/>
+          <w:rFonts w:ascii="Times New Roman" w:eastAsia="Times New Roman" w:hAnsi="Times New Roman" w:cs="Times New Roman"/>
           <w:kern w:val="0"/>
           <w:sz w:val="20"/>
           <w:szCs w:val="20"/>
@@ -1211,7 +1318,7 @@
       </w:r>
       <w:r>
         <w:rPr>
-          <w:rFonts w:ascii="Courier New" w:eastAsia="Times New Roman" w:hAnsi="Courier New" w:cs="Courier New"/>
+          <w:rFonts w:ascii="Times New Roman" w:eastAsia="Times New Roman" w:hAnsi="Times New Roman" w:cs="Times New Roman"/>
           <w:kern w:val="0"/>
           <w:sz w:val="20"/>
           <w:szCs w:val="20"/>
@@ -1222,7 +1329,7 @@
       </w:r>
       <w:r>
         <w:rPr>
-          <w:rFonts w:ascii="Courier New" w:eastAsia="Times New Roman" w:hAnsi="Courier New" w:cs="Courier New"/>
+          <w:rFonts w:ascii="Times New Roman" w:eastAsia="Times New Roman" w:hAnsi="Times New Roman" w:cs="Times New Roman"/>
           <w:kern w:val="0"/>
           <w:sz w:val="20"/>
           <w:szCs w:val="20"/>
@@ -1233,7 +1340,7 @@
       </w:r>
       <w:r>
         <w:rPr>
-          <w:rFonts w:ascii="Courier New" w:eastAsia="Times New Roman" w:hAnsi="Courier New" w:cs="Courier New"/>
+          <w:rFonts w:ascii="Times New Roman" w:eastAsia="Times New Roman" w:hAnsi="Times New Roman" w:cs="Times New Roman"/>
           <w:kern w:val="0"/>
           <w:sz w:val="20"/>
           <w:szCs w:val="20"/>
@@ -1243,7 +1350,7 @@
       </w:r>
       <w:r>
         <w:rPr>
-          <w:rFonts w:ascii="Courier New" w:eastAsia="Times New Roman" w:hAnsi="Courier New" w:cs="Courier New"/>
+          <w:rFonts w:ascii="Times New Roman" w:eastAsia="Times New Roman" w:hAnsi="Times New Roman" w:cs="Times New Roman"/>
           <w:kern w:val="0"/>
           <w:sz w:val="20"/>
           <w:szCs w:val="20"/>
@@ -1254,7 +1361,7 @@
       </w:r>
       <w:r>
         <w:rPr>
-          <w:rFonts w:ascii="Courier New" w:eastAsia="Times New Roman" w:hAnsi="Courier New" w:cs="Courier New"/>
+          <w:rFonts w:ascii="Times New Roman" w:eastAsia="Times New Roman" w:hAnsi="Times New Roman" w:cs="Times New Roman"/>
           <w:kern w:val="0"/>
           <w:sz w:val="20"/>
           <w:szCs w:val="20"/>
@@ -1264,7 +1371,7 @@
       </w:r>
       <w:r>
         <w:rPr>
-          <w:rFonts w:ascii="Courier New" w:eastAsia="Times New Roman" w:hAnsi="Courier New" w:cs="Courier New"/>
+          <w:rFonts w:ascii="Times New Roman" w:eastAsia="Times New Roman" w:hAnsi="Times New Roman" w:cs="Times New Roman"/>
           <w:kern w:val="0"/>
           <w:sz w:val="20"/>
           <w:szCs w:val="20"/>
@@ -1276,7 +1383,7 @@
       <w:proofErr w:type="spellStart"/>
       <w:r>
         <w:rPr>
-          <w:rFonts w:ascii="Courier New" w:eastAsia="Times New Roman" w:hAnsi="Courier New" w:cs="Courier New"/>
+          <w:rFonts w:ascii="Times New Roman" w:eastAsia="Times New Roman" w:hAnsi="Times New Roman" w:cs="Times New Roman"/>
           <w:kern w:val="0"/>
           <w:sz w:val="20"/>
           <w:szCs w:val="20"/>
@@ -1287,7 +1394,7 @@
       <w:proofErr w:type="spellEnd"/>
       <w:r>
         <w:rPr>
-          <w:rFonts w:ascii="Courier New" w:eastAsia="Times New Roman" w:hAnsi="Courier New" w:cs="Courier New"/>
+          <w:rFonts w:ascii="Times New Roman" w:eastAsia="Times New Roman" w:hAnsi="Times New Roman" w:cs="Times New Roman"/>
           <w:kern w:val="0"/>
           <w:sz w:val="20"/>
           <w:szCs w:val="20"/>
@@ -1297,7 +1404,7 @@
       </w:r>
       <w:r>
         <w:rPr>
-          <w:rFonts w:ascii="Courier New" w:eastAsia="Times New Roman" w:hAnsi="Courier New" w:cs="Courier New"/>
+          <w:rFonts w:ascii="Times New Roman" w:eastAsia="Times New Roman" w:hAnsi="Times New Roman" w:cs="Times New Roman"/>
           <w:kern w:val="0"/>
           <w:sz w:val="20"/>
           <w:szCs w:val="20"/>
@@ -1308,7 +1415,7 @@
       </w:r>
       <w:r>
         <w:rPr>
-          <w:rFonts w:ascii="Courier New" w:eastAsia="Times New Roman" w:hAnsi="Courier New" w:cs="Courier New"/>
+          <w:rFonts w:ascii="Times New Roman" w:eastAsia="Times New Roman" w:hAnsi="Times New Roman" w:cs="Times New Roman"/>
           <w:kern w:val="0"/>
           <w:sz w:val="20"/>
           <w:szCs w:val="20"/>
@@ -1318,7 +1425,7 @@
       </w:r>
       <w:r>
         <w:rPr>
-          <w:rFonts w:ascii="Courier New" w:eastAsia="Times New Roman" w:hAnsi="Courier New" w:cs="Courier New"/>
+          <w:rFonts w:ascii="Times New Roman" w:eastAsia="Times New Roman" w:hAnsi="Times New Roman" w:cs="Times New Roman"/>
           <w:kern w:val="0"/>
           <w:sz w:val="20"/>
           <w:szCs w:val="20"/>
@@ -1329,7 +1436,7 @@
       </w:r>
       <w:r>
         <w:rPr>
-          <w:rFonts w:ascii="Courier New" w:eastAsia="Times New Roman" w:hAnsi="Courier New" w:cs="Courier New"/>
+          <w:rFonts w:ascii="Times New Roman" w:eastAsia="Times New Roman" w:hAnsi="Times New Roman" w:cs="Times New Roman"/>
           <w:kern w:val="0"/>
           <w:sz w:val="20"/>
           <w:szCs w:val="20"/>
@@ -1339,7 +1446,7 @@
       </w:r>
       <w:r>
         <w:rPr>
-          <w:rFonts w:ascii="Courier New" w:eastAsia="Times New Roman" w:hAnsi="Courier New" w:cs="Courier New"/>
+          <w:rFonts w:ascii="Times New Roman" w:eastAsia="Times New Roman" w:hAnsi="Times New Roman" w:cs="Times New Roman"/>
           <w:kern w:val="0"/>
           <w:sz w:val="20"/>
           <w:szCs w:val="20"/>
@@ -1350,7 +1457,7 @@
       <w:proofErr w:type="spellStart"/>
       <w:r>
         <w:rPr>
-          <w:rFonts w:ascii="Courier New" w:eastAsia="Times New Roman" w:hAnsi="Courier New" w:cs="Courier New"/>
+          <w:rFonts w:ascii="Times New Roman" w:eastAsia="Times New Roman" w:hAnsi="Times New Roman" w:cs="Times New Roman"/>
           <w:kern w:val="0"/>
           <w:sz w:val="20"/>
           <w:szCs w:val="20"/>
@@ -1361,7 +1468,7 @@
       <w:proofErr w:type="spellEnd"/>
       <w:r>
         <w:rPr>
-          <w:rFonts w:ascii="Courier New" w:eastAsia="Times New Roman" w:hAnsi="Courier New" w:cs="Courier New"/>
+          <w:rFonts w:ascii="Times New Roman" w:eastAsia="Times New Roman" w:hAnsi="Times New Roman" w:cs="Times New Roman"/>
           <w:kern w:val="0"/>
           <w:sz w:val="20"/>
           <w:szCs w:val="20"/>
@@ -1371,7 +1478,7 @@
       </w:r>
       <w:r>
         <w:rPr>
-          <w:rFonts w:ascii="Courier New" w:eastAsia="Times New Roman" w:hAnsi="Courier New" w:cs="Courier New"/>
+          <w:rFonts w:ascii="Times New Roman" w:eastAsia="Times New Roman" w:hAnsi="Times New Roman" w:cs="Times New Roman"/>
           <w:kern w:val="0"/>
           <w:sz w:val="20"/>
           <w:szCs w:val="20"/>
@@ -1383,7 +1490,7 @@
       <w:proofErr w:type="spellStart"/>
       <w:r>
         <w:rPr>
-          <w:rFonts w:ascii="Courier New" w:eastAsia="Times New Roman" w:hAnsi="Courier New" w:cs="Courier New"/>
+          <w:rFonts w:ascii="Times New Roman" w:eastAsia="Times New Roman" w:hAnsi="Times New Roman" w:cs="Times New Roman"/>
           <w:kern w:val="0"/>
           <w:sz w:val="20"/>
           <w:szCs w:val="20"/>
@@ -1394,7 +1501,7 @@
       <w:proofErr w:type="spellEnd"/>
       <w:r>
         <w:rPr>
-          <w:rFonts w:ascii="Courier New" w:eastAsia="Times New Roman" w:hAnsi="Courier New" w:cs="Courier New"/>
+          <w:rFonts w:ascii="Times New Roman" w:eastAsia="Times New Roman" w:hAnsi="Times New Roman" w:cs="Times New Roman"/>
           <w:kern w:val="0"/>
           <w:sz w:val="20"/>
           <w:szCs w:val="20"/>
@@ -1404,7 +1511,7 @@
       </w:r>
       <w:r>
         <w:rPr>
-          <w:rFonts w:ascii="Courier New" w:eastAsia="Times New Roman" w:hAnsi="Courier New" w:cs="Courier New"/>
+          <w:rFonts w:ascii="Times New Roman" w:eastAsia="Times New Roman" w:hAnsi="Times New Roman" w:cs="Times New Roman"/>
           <w:kern w:val="0"/>
           <w:sz w:val="20"/>
           <w:szCs w:val="20"/>
@@ -1415,7 +1522,7 @@
       </w:r>
       <w:r>
         <w:rPr>
-          <w:rFonts w:ascii="Courier New" w:eastAsia="Times New Roman" w:hAnsi="Courier New" w:cs="Courier New"/>
+          <w:rFonts w:ascii="Times New Roman" w:eastAsia="Times New Roman" w:hAnsi="Times New Roman" w:cs="Times New Roman"/>
           <w:kern w:val="0"/>
           <w:sz w:val="20"/>
           <w:szCs w:val="20"/>
@@ -1425,7 +1532,7 @@
       </w:r>
       <w:r>
         <w:rPr>
-          <w:rFonts w:ascii="Courier New" w:eastAsia="Times New Roman" w:hAnsi="Courier New" w:cs="Courier New"/>
+          <w:rFonts w:ascii="Times New Roman" w:eastAsia="Times New Roman" w:hAnsi="Times New Roman" w:cs="Times New Roman"/>
           <w:kern w:val="0"/>
           <w:sz w:val="20"/>
           <w:szCs w:val="20"/>
@@ -1436,7 +1543,7 @@
       <w:proofErr w:type="spellStart"/>
       <w:r>
         <w:rPr>
-          <w:rFonts w:ascii="Courier New" w:eastAsia="Times New Roman" w:hAnsi="Courier New" w:cs="Courier New"/>
+          <w:rFonts w:ascii="Times New Roman" w:eastAsia="Times New Roman" w:hAnsi="Times New Roman" w:cs="Times New Roman"/>
           <w:kern w:val="0"/>
           <w:sz w:val="20"/>
           <w:szCs w:val="20"/>
@@ -1447,28 +1554,17 @@
       <w:proofErr w:type="spellEnd"/>
       <w:r>
         <w:rPr>
-          <w:rFonts w:ascii="Courier New" w:eastAsia="Times New Roman" w:hAnsi="Courier New" w:cs="Courier New"/>
-          <w:kern w:val="0"/>
-          <w:sz w:val="20"/>
-          <w:szCs w:val="20"/>
-          <w14:ligatures w14:val="none"/>
-        </w:rPr>
-        <w:t xml:space="preserve"> clips --</w:t>
-      </w:r>
-      <w:r>
-        <w:rPr>
-          <w:rFonts w:ascii="Courier New" w:eastAsia="Times New Roman" w:hAnsi="Courier New" w:cs="Courier New"/>
-          <w:kern w:val="0"/>
-          <w:sz w:val="20"/>
-          <w:szCs w:val="20"/>
-          <w14:ligatures w14:val="none"/>
-        </w:rPr>
-        <w:lastRenderedPageBreak/>
-        <w:t>replica-id r3 --preload-max-frames 60</w:t>
-      </w:r>
-      <w:r>
-        <w:rPr>
-          <w:rFonts w:ascii="Courier New" w:eastAsia="Times New Roman" w:hAnsi="Courier New" w:cs="Courier New"/>
+          <w:rFonts w:ascii="Times New Roman" w:eastAsia="Times New Roman" w:hAnsi="Times New Roman" w:cs="Times New Roman"/>
+          <w:kern w:val="0"/>
+          <w:sz w:val="20"/>
+          <w:szCs w:val="20"/>
+          <w14:ligatures w14:val="none"/>
+        </w:rPr>
+        <w:t xml:space="preserve"> clips --replica-id r3 --preload-max-frames 60</w:t>
+      </w:r>
+      <w:r>
+        <w:rPr>
+          <w:rFonts w:ascii="Times New Roman" w:eastAsia="Times New Roman" w:hAnsi="Times New Roman" w:cs="Times New Roman"/>
           <w:kern w:val="0"/>
           <w:sz w:val="20"/>
           <w:szCs w:val="20"/>
@@ -1479,7 +1575,7 @@
       </w:r>
       <w:r>
         <w:rPr>
-          <w:rFonts w:ascii="Courier New" w:eastAsia="Times New Roman" w:hAnsi="Courier New" w:cs="Courier New"/>
+          <w:rFonts w:ascii="Times New Roman" w:eastAsia="Times New Roman" w:hAnsi="Times New Roman" w:cs="Times New Roman"/>
           <w:kern w:val="0"/>
           <w:sz w:val="20"/>
           <w:szCs w:val="20"/>
@@ -1489,7 +1585,7 @@
       </w:r>
       <w:r>
         <w:rPr>
-          <w:rFonts w:ascii="Courier New" w:eastAsia="Times New Roman" w:hAnsi="Courier New" w:cs="Courier New"/>
+          <w:rFonts w:ascii="Times New Roman" w:eastAsia="Times New Roman" w:hAnsi="Times New Roman" w:cs="Times New Roman"/>
           <w:kern w:val="0"/>
           <w:sz w:val="20"/>
           <w:szCs w:val="20"/>
@@ -1500,7 +1596,7 @@
       <w:proofErr w:type="spellStart"/>
       <w:r>
         <w:rPr>
-          <w:rFonts w:ascii="Courier New" w:eastAsia="Times New Roman" w:hAnsi="Courier New" w:cs="Courier New"/>
+          <w:rFonts w:ascii="Times New Roman" w:eastAsia="Times New Roman" w:hAnsi="Times New Roman" w:cs="Times New Roman"/>
           <w:kern w:val="0"/>
           <w:sz w:val="20"/>
           <w:szCs w:val="20"/>
@@ -1511,7 +1607,7 @@
       <w:proofErr w:type="spellEnd"/>
       <w:r>
         <w:rPr>
-          <w:rFonts w:ascii="Courier New" w:eastAsia="Times New Roman" w:hAnsi="Courier New" w:cs="Courier New"/>
+          <w:rFonts w:ascii="Times New Roman" w:eastAsia="Times New Roman" w:hAnsi="Times New Roman" w:cs="Times New Roman"/>
           <w:kern w:val="0"/>
           <w:sz w:val="20"/>
           <w:szCs w:val="20"/>
@@ -1545,6 +1641,60 @@
           <w14:ligatures w14:val="none"/>
         </w:rPr>
         <w:t>3) Aggregator</w:t>
+      </w:r>
+    </w:p>
+    <w:p>
+      <w:pPr>
+        <w:jc w:val="both"/>
+        <w:rPr>
+          <w:rFonts w:ascii="Times New Roman" w:hAnsi="Times New Roman" w:cs="Times New Roman"/>
+          <w:i/>
+          <w:iCs/>
+        </w:rPr>
+      </w:pPr>
+      <w:r>
+        <w:rPr>
+          <w:rFonts w:ascii="Times New Roman" w:hAnsi="Times New Roman" w:cs="Times New Roman"/>
+          <w:i/>
+          <w:iCs/>
+        </w:rPr>
+        <w:t xml:space="preserve">This block starts the front-end </w:t>
+      </w:r>
+      <w:proofErr w:type="spellStart"/>
+      <w:r>
+        <w:rPr>
+          <w:rFonts w:ascii="Times New Roman" w:hAnsi="Times New Roman" w:cs="Times New Roman"/>
+          <w:i/>
+          <w:iCs/>
+        </w:rPr>
+        <w:t>gRPC</w:t>
+      </w:r>
+      <w:proofErr w:type="spellEnd"/>
+      <w:r>
+        <w:rPr>
+          <w:rFonts w:ascii="Times New Roman" w:hAnsi="Times New Roman" w:cs="Times New Roman"/>
+          <w:i/>
+          <w:iCs/>
+        </w:rPr>
+        <w:t xml:space="preserve"> aggregator that distributes requests across the four backend replicas. The benchmark client targets this aggregator rather than the individual replicas so that the measured </w:t>
+      </w:r>
+      <w:proofErr w:type="spellStart"/>
+      <w:r>
+        <w:rPr>
+          <w:rFonts w:ascii="Times New Roman" w:hAnsi="Times New Roman" w:cs="Times New Roman"/>
+          <w:i/>
+          <w:iCs/>
+        </w:rPr>
+        <w:t>behaviour</w:t>
+      </w:r>
+      <w:proofErr w:type="spellEnd"/>
+      <w:r>
+        <w:rPr>
+          <w:rFonts w:ascii="Times New Roman" w:hAnsi="Times New Roman" w:cs="Times New Roman"/>
+          <w:i/>
+          <w:iCs/>
+        </w:rPr>
+        <w:t xml:space="preserve"> reflects the intended multi-replica serving topology.</w:t>
       </w:r>
     </w:p>
     <w:p>
@@ -1569,7 +1719,7 @@
         </w:tabs>
         <w:spacing w:after="0" w:line="240" w:lineRule="auto"/>
         <w:rPr>
-          <w:rFonts w:ascii="Courier New" w:eastAsia="Times New Roman" w:hAnsi="Courier New" w:cs="Courier New"/>
+          <w:rFonts w:ascii="Times New Roman" w:eastAsia="Times New Roman" w:hAnsi="Times New Roman" w:cs="Times New Roman"/>
           <w:kern w:val="0"/>
           <w:sz w:val="20"/>
           <w:szCs w:val="20"/>
@@ -1578,17 +1728,17 @@
       </w:pPr>
       <w:r>
         <w:rPr>
-          <w:rFonts w:ascii="Courier New" w:eastAsia="Times New Roman" w:hAnsi="Courier New" w:cs="Courier New"/>
-          <w:kern w:val="0"/>
-          <w:sz w:val="20"/>
-          <w:szCs w:val="20"/>
-          <w14:ligatures w14:val="none"/>
-        </w:rPr>
-        <w:t>P</w:t>
-      </w:r>
-      <w:r>
-        <w:rPr>
-          <w:rFonts w:ascii="Courier New" w:eastAsia="Times New Roman" w:hAnsi="Courier New" w:cs="Courier New"/>
+          <w:rFonts w:ascii="Times New Roman" w:eastAsia="Times New Roman" w:hAnsi="Times New Roman" w:cs="Times New Roman"/>
+          <w:kern w:val="0"/>
+          <w:sz w:val="20"/>
+          <w:szCs w:val="20"/>
+          <w14:ligatures w14:val="none"/>
+        </w:rPr>
+        <w:t>p</w:t>
+      </w:r>
+      <w:r>
+        <w:rPr>
+          <w:rFonts w:ascii="Times New Roman" w:eastAsia="Times New Roman" w:hAnsi="Times New Roman" w:cs="Times New Roman"/>
           <w:kern w:val="0"/>
           <w:sz w:val="20"/>
           <w:szCs w:val="20"/>
@@ -1598,7 +1748,7 @@
       </w:r>
       <w:r>
         <w:rPr>
-          <w:rFonts w:ascii="Courier New" w:eastAsia="Times New Roman" w:hAnsi="Courier New" w:cs="Courier New"/>
+          <w:rFonts w:ascii="Times New Roman" w:eastAsia="Times New Roman" w:hAnsi="Times New Roman" w:cs="Times New Roman"/>
           <w:kern w:val="0"/>
           <w:sz w:val="20"/>
           <w:szCs w:val="20"/>
@@ -1608,7 +1758,7 @@
       </w:r>
       <w:r>
         <w:rPr>
-          <w:rFonts w:ascii="Courier New" w:eastAsia="Times New Roman" w:hAnsi="Courier New" w:cs="Courier New"/>
+          <w:rFonts w:ascii="Times New Roman" w:eastAsia="Times New Roman" w:hAnsi="Times New Roman" w:cs="Times New Roman"/>
           <w:kern w:val="0"/>
           <w:sz w:val="20"/>
           <w:szCs w:val="20"/>
@@ -1618,73 +1768,29 @@
       </w:r>
       <w:r>
         <w:rPr>
-          <w:rFonts w:ascii="Courier New" w:eastAsia="Times New Roman" w:hAnsi="Courier New" w:cs="Courier New"/>
+          <w:rFonts w:ascii="Times New Roman" w:eastAsia="Times New Roman" w:hAnsi="Times New Roman" w:cs="Times New Roman"/>
           <w:kern w:val="0"/>
           <w:sz w:val="20"/>
           <w:szCs w:val="20"/>
           <w14:ligatures w14:val="none"/>
         </w:rPr>
         <w:br/>
-        <w:t xml:space="preserve">  --bind 0.0.</w:t>
-      </w:r>
-      <w:proofErr w:type="gramStart"/>
-      <w:r>
-        <w:rPr>
-          <w:rFonts w:ascii="Courier New" w:eastAsia="Times New Roman" w:hAnsi="Courier New" w:cs="Courier New"/>
-          <w:kern w:val="0"/>
-          <w:sz w:val="20"/>
-          <w:szCs w:val="20"/>
-          <w14:ligatures w14:val="none"/>
-        </w:rPr>
-        <w:t>0.0</w:t>
-      </w:r>
-      <w:proofErr w:type="gramEnd"/>
-      <w:r>
-        <w:rPr>
-          <w:rFonts w:ascii="Courier New" w:eastAsia="Times New Roman" w:hAnsi="Courier New" w:cs="Courier New"/>
-          <w:kern w:val="0"/>
-          <w:sz w:val="20"/>
-          <w:szCs w:val="20"/>
-          <w14:ligatures w14:val="none"/>
-        </w:rPr>
-        <w:t>:9200 \</w:t>
-      </w:r>
-      <w:r>
-        <w:rPr>
-          <w:rFonts w:ascii="Courier New" w:eastAsia="Times New Roman" w:hAnsi="Courier New" w:cs="Courier New"/>
+        <w:t xml:space="preserve">  --bind 0.0.0.0:9200 \</w:t>
+      </w:r>
+      <w:r>
+        <w:rPr>
+          <w:rFonts w:ascii="Times New Roman" w:eastAsia="Times New Roman" w:hAnsi="Times New Roman" w:cs="Times New Roman"/>
           <w:kern w:val="0"/>
           <w:sz w:val="20"/>
           <w:szCs w:val="20"/>
           <w14:ligatures w14:val="none"/>
         </w:rPr>
         <w:br/>
-        <w:t xml:space="preserve">  --backends 127.0.0.1:9101,127.0.0.1:9102,127.0.0.1:9103,127.</w:t>
-      </w:r>
-      <w:proofErr w:type="gramStart"/>
-      <w:r>
-        <w:rPr>
-          <w:rFonts w:ascii="Courier New" w:eastAsia="Times New Roman" w:hAnsi="Courier New" w:cs="Courier New"/>
-          <w:kern w:val="0"/>
-          <w:sz w:val="20"/>
-          <w:szCs w:val="20"/>
-          <w14:ligatures w14:val="none"/>
-        </w:rPr>
-        <w:t>0.0.1</w:t>
-      </w:r>
-      <w:proofErr w:type="gramEnd"/>
-      <w:r>
-        <w:rPr>
-          <w:rFonts w:ascii="Courier New" w:eastAsia="Times New Roman" w:hAnsi="Courier New" w:cs="Courier New"/>
-          <w:kern w:val="0"/>
-          <w:sz w:val="20"/>
-          <w:szCs w:val="20"/>
-          <w14:ligatures w14:val="none"/>
-        </w:rPr>
-        <w:t>:9104 \</w:t>
-      </w:r>
-      <w:r>
-        <w:rPr>
-          <w:rFonts w:ascii="Courier New" w:eastAsia="Times New Roman" w:hAnsi="Courier New" w:cs="Courier New"/>
+        <w:t xml:space="preserve">  --backends 127.0.0.1:9101,127.0.0.1:9102,127.0.0.1:9103,127.0.0.1:9104 \</w:t>
+      </w:r>
+      <w:r>
+        <w:rPr>
+          <w:rFonts w:ascii="Times New Roman" w:eastAsia="Times New Roman" w:hAnsi="Times New Roman" w:cs="Times New Roman"/>
           <w:kern w:val="0"/>
           <w:sz w:val="20"/>
           <w:szCs w:val="20"/>
@@ -1723,90 +1829,79 @@
     </w:p>
     <w:p>
       <w:pPr>
-        <w:rPr>
-          <w:rFonts w:ascii="Times New Roman" w:eastAsia="Times New Roman" w:hAnsi="Times New Roman" w:cs="Times New Roman"/>
-          <w:kern w:val="0"/>
-          <w14:ligatures w14:val="none"/>
+        <w:jc w:val="both"/>
+        <w:rPr>
+          <w:rFonts w:ascii="Times New Roman" w:hAnsi="Times New Roman" w:cs="Times New Roman"/>
+          <w:i/>
+          <w:iCs/>
         </w:rPr>
       </w:pPr>
       <w:r>
         <w:rPr>
-          <w:rFonts w:ascii="Times New Roman" w:eastAsia="Times New Roman" w:hAnsi="Times New Roman" w:cs="Times New Roman"/>
-          <w:kern w:val="0"/>
-          <w14:ligatures w14:val="none"/>
-        </w:rPr>
-        <w:t># quick ramp checks (idle, then prompt) before big runs</w:t>
+          <w:rFonts w:ascii="Times New Roman" w:hAnsi="Times New Roman" w:cs="Times New Roman"/>
+          <w:i/>
+          <w:iCs/>
+        </w:rPr>
+        <w:t xml:space="preserve">This block runs the benchmark workload in a staged fashion, beginning with smaller ramp checks and then moving to the more demanding </w:t>
+      </w:r>
+      <w:proofErr w:type="spellStart"/>
+      <w:r>
+        <w:rPr>
+          <w:rFonts w:ascii="Times New Roman" w:hAnsi="Times New Roman" w:cs="Times New Roman"/>
+          <w:i/>
+          <w:iCs/>
+        </w:rPr>
+        <w:t>idle_mix</w:t>
+      </w:r>
+      <w:proofErr w:type="spellEnd"/>
+      <w:r>
+        <w:rPr>
+          <w:rFonts w:ascii="Times New Roman" w:hAnsi="Times New Roman" w:cs="Times New Roman"/>
+          <w:i/>
+          <w:iCs/>
+        </w:rPr>
+        <w:t xml:space="preserve"> and </w:t>
+      </w:r>
+      <w:proofErr w:type="spellStart"/>
+      <w:r>
+        <w:rPr>
+          <w:rFonts w:ascii="Times New Roman" w:hAnsi="Times New Roman" w:cs="Times New Roman"/>
+          <w:i/>
+          <w:iCs/>
+        </w:rPr>
+        <w:t>prompt_mix</w:t>
+      </w:r>
+      <w:proofErr w:type="spellEnd"/>
+      <w:r>
+        <w:rPr>
+          <w:rFonts w:ascii="Times New Roman" w:hAnsi="Times New Roman" w:cs="Times New Roman"/>
+          <w:i/>
+          <w:iCs/>
+        </w:rPr>
+        <w:t xml:space="preserve"> runs. The purpose is to identify stable operating points before interpreting the higher-volume measurements.</w:t>
       </w:r>
     </w:p>
     <w:p>
       <w:pPr>
         <w:rPr>
-          <w:rFonts w:ascii="Courier New" w:eastAsia="Times New Roman" w:hAnsi="Courier New" w:cs="Courier New"/>
-          <w:kern w:val="0"/>
-          <w:sz w:val="20"/>
-          <w:szCs w:val="20"/>
+          <w:rFonts w:ascii="Times New Roman" w:eastAsia="Times New Roman" w:hAnsi="Times New Roman" w:cs="Times New Roman"/>
+          <w:kern w:val="0"/>
           <w14:ligatures w14:val="none"/>
         </w:rPr>
       </w:pPr>
       <w:r>
         <w:rPr>
-          <w:rFonts w:ascii="Courier New" w:eastAsia="Times New Roman" w:hAnsi="Courier New" w:cs="Courier New"/>
-          <w:kern w:val="0"/>
-          <w:sz w:val="20"/>
-          <w:szCs w:val="20"/>
-          <w14:ligatures w14:val="none"/>
-        </w:rPr>
-        <w:t xml:space="preserve">python bench_liveness_grpc.py --target 127.0.0.1:9200 --auth-token bench-token --workload </w:t>
-      </w:r>
-      <w:proofErr w:type="spellStart"/>
-      <w:r>
-        <w:rPr>
-          <w:rFonts w:ascii="Courier New" w:eastAsia="Times New Roman" w:hAnsi="Courier New" w:cs="Courier New"/>
-          <w:kern w:val="0"/>
-          <w:sz w:val="20"/>
-          <w:szCs w:val="20"/>
-          <w14:ligatures w14:val="none"/>
-        </w:rPr>
-        <w:t>idle_mix</w:t>
-      </w:r>
-      <w:proofErr w:type="spellEnd"/>
-      <w:r>
-        <w:rPr>
-          <w:rFonts w:ascii="Courier New" w:eastAsia="Times New Roman" w:hAnsi="Courier New" w:cs="Courier New"/>
-          <w:kern w:val="0"/>
-          <w:sz w:val="20"/>
-          <w:szCs w:val="20"/>
-          <w14:ligatures w14:val="none"/>
-        </w:rPr>
-        <w:t xml:space="preserve">   --concurrency </w:t>
-      </w:r>
-      <w:proofErr w:type="gramStart"/>
-      <w:r>
-        <w:rPr>
-          <w:rFonts w:ascii="Courier New" w:eastAsia="Times New Roman" w:hAnsi="Courier New" w:cs="Courier New"/>
-          <w:kern w:val="0"/>
-          <w:sz w:val="20"/>
-          <w:szCs w:val="20"/>
-          <w14:ligatures w14:val="none"/>
-        </w:rPr>
-        <w:t>8  --</w:t>
-      </w:r>
-      <w:proofErr w:type="gramEnd"/>
-      <w:r>
-        <w:rPr>
-          <w:rFonts w:ascii="Courier New" w:eastAsia="Times New Roman" w:hAnsi="Courier New" w:cs="Courier New"/>
-          <w:kern w:val="0"/>
-          <w:sz w:val="20"/>
-          <w:szCs w:val="20"/>
-          <w14:ligatures w14:val="none"/>
-        </w:rPr>
-        <w:t>n 4000 --warmup 200 --max-frames 60 --timeout-s 30 --out-prefix a100_idle_r4_c8</w:t>
+          <w:rFonts w:ascii="Times New Roman" w:eastAsia="Times New Roman" w:hAnsi="Times New Roman" w:cs="Times New Roman"/>
+          <w:kern w:val="0"/>
+          <w14:ligatures w14:val="none"/>
+        </w:rPr>
+        <w:t># quick ramp checks (idle, then prompt) before big runs</w:t>
       </w:r>
     </w:p>
     <w:p>
       <w:pPr>
         <w:rPr>
-          <w:rFonts w:ascii="Courier New" w:eastAsia="Times New Roman" w:hAnsi="Courier New" w:cs="Courier New"/>
+          <w:rFonts w:ascii="Times New Roman" w:eastAsia="Times New Roman" w:hAnsi="Times New Roman" w:cs="Times New Roman"/>
           <w:kern w:val="0"/>
           <w:sz w:val="20"/>
           <w:szCs w:val="20"/>
@@ -1815,85 +1910,63 @@
       </w:pPr>
       <w:r>
         <w:rPr>
-          <w:rFonts w:ascii="Courier New" w:eastAsia="Times New Roman" w:hAnsi="Courier New" w:cs="Courier New"/>
-          <w:kern w:val="0"/>
-          <w:sz w:val="20"/>
-          <w:szCs w:val="20"/>
-          <w14:ligatures w14:val="none"/>
-        </w:rPr>
-        <w:t>python bench_liveness_grpc.py --target 127.0.</w:t>
+          <w:rFonts w:ascii="Times New Roman" w:eastAsia="Times New Roman" w:hAnsi="Times New Roman" w:cs="Times New Roman"/>
+          <w:kern w:val="0"/>
+          <w:sz w:val="20"/>
+          <w:szCs w:val="20"/>
+          <w14:ligatures w14:val="none"/>
+        </w:rPr>
+        <w:t xml:space="preserve">python bench_liveness_grpc.py --target 127.0.0.1:9200 --auth-token bench-token --workload </w:t>
+      </w:r>
+      <w:proofErr w:type="spellStart"/>
+      <w:r>
+        <w:rPr>
+          <w:rFonts w:ascii="Times New Roman" w:eastAsia="Times New Roman" w:hAnsi="Times New Roman" w:cs="Times New Roman"/>
+          <w:kern w:val="0"/>
+          <w:sz w:val="20"/>
+          <w:szCs w:val="20"/>
+          <w14:ligatures w14:val="none"/>
+        </w:rPr>
+        <w:t>idle_mix</w:t>
+      </w:r>
+      <w:proofErr w:type="spellEnd"/>
+      <w:r>
+        <w:rPr>
+          <w:rFonts w:ascii="Times New Roman" w:eastAsia="Times New Roman" w:hAnsi="Times New Roman" w:cs="Times New Roman"/>
+          <w:kern w:val="0"/>
+          <w:sz w:val="20"/>
+          <w:szCs w:val="20"/>
+          <w14:ligatures w14:val="none"/>
+        </w:rPr>
+        <w:t xml:space="preserve">   --concurrency </w:t>
       </w:r>
       <w:proofErr w:type="gramStart"/>
       <w:r>
         <w:rPr>
-          <w:rFonts w:ascii="Courier New" w:eastAsia="Times New Roman" w:hAnsi="Courier New" w:cs="Courier New"/>
-          <w:kern w:val="0"/>
-          <w:sz w:val="20"/>
-          <w:szCs w:val="20"/>
-          <w14:ligatures w14:val="none"/>
-        </w:rPr>
-        <w:t>0.1</w:t>
+          <w:rFonts w:ascii="Times New Roman" w:eastAsia="Times New Roman" w:hAnsi="Times New Roman" w:cs="Times New Roman"/>
+          <w:kern w:val="0"/>
+          <w:sz w:val="20"/>
+          <w:szCs w:val="20"/>
+          <w14:ligatures w14:val="none"/>
+        </w:rPr>
+        <w:t>8  --</w:t>
       </w:r>
       <w:proofErr w:type="gramEnd"/>
       <w:r>
         <w:rPr>
-          <w:rFonts w:ascii="Courier New" w:eastAsia="Times New Roman" w:hAnsi="Courier New" w:cs="Courier New"/>
-          <w:kern w:val="0"/>
-          <w:sz w:val="20"/>
-          <w:szCs w:val="20"/>
-          <w14:ligatures w14:val="none"/>
-        </w:rPr>
-        <w:t xml:space="preserve">:9200 --auth-token bench-token --workload </w:t>
-      </w:r>
-      <w:proofErr w:type="spellStart"/>
-      <w:r>
-        <w:rPr>
-          <w:rFonts w:ascii="Courier New" w:eastAsia="Times New Roman" w:hAnsi="Courier New" w:cs="Courier New"/>
-          <w:kern w:val="0"/>
-          <w:sz w:val="20"/>
-          <w:szCs w:val="20"/>
-          <w14:ligatures w14:val="none"/>
-        </w:rPr>
-        <w:t>idle_mix</w:t>
-      </w:r>
-      <w:proofErr w:type="spellEnd"/>
-      <w:r>
-        <w:rPr>
-          <w:rFonts w:ascii="Courier New" w:eastAsia="Times New Roman" w:hAnsi="Courier New" w:cs="Courier New"/>
-          <w:kern w:val="0"/>
-          <w:sz w:val="20"/>
-          <w:szCs w:val="20"/>
-          <w14:ligatures w14:val="none"/>
-        </w:rPr>
-        <w:t xml:space="preserve">   --concurrency 16 --n 8000 --warmup 300 --max-frames 60 --</w:t>
-      </w:r>
-      <w:proofErr w:type="gramStart"/>
-      <w:r>
-        <w:rPr>
-          <w:rFonts w:ascii="Courier New" w:eastAsia="Times New Roman" w:hAnsi="Courier New" w:cs="Courier New"/>
-          <w:kern w:val="0"/>
-          <w:sz w:val="20"/>
-          <w:szCs w:val="20"/>
-          <w14:ligatures w14:val="none"/>
-        </w:rPr>
-        <w:t>timeout-s 30 --out</w:t>
-      </w:r>
-      <w:proofErr w:type="gramEnd"/>
-      <w:r>
-        <w:rPr>
-          <w:rFonts w:ascii="Courier New" w:eastAsia="Times New Roman" w:hAnsi="Courier New" w:cs="Courier New"/>
-          <w:kern w:val="0"/>
-          <w:sz w:val="20"/>
-          <w:szCs w:val="20"/>
-          <w14:ligatures w14:val="none"/>
-        </w:rPr>
-        <w:t>-prefix a100_idle_r4_c16</w:t>
+          <w:rFonts w:ascii="Times New Roman" w:eastAsia="Times New Roman" w:hAnsi="Times New Roman" w:cs="Times New Roman"/>
+          <w:kern w:val="0"/>
+          <w:sz w:val="20"/>
+          <w:szCs w:val="20"/>
+          <w14:ligatures w14:val="none"/>
+        </w:rPr>
+        <w:t>n 4000 --warmup 200 --max-frames 60 --timeout-s 30 --out-prefix a100_idle_r4_c8</w:t>
       </w:r>
     </w:p>
     <w:p>
       <w:pPr>
         <w:rPr>
-          <w:rFonts w:ascii="Courier New" w:eastAsia="Times New Roman" w:hAnsi="Courier New" w:cs="Courier New"/>
+          <w:rFonts w:ascii="Times New Roman" w:eastAsia="Times New Roman" w:hAnsi="Times New Roman" w:cs="Times New Roman"/>
           <w:kern w:val="0"/>
           <w:sz w:val="20"/>
           <w:szCs w:val="20"/>
@@ -1902,7 +1975,7 @@
       </w:pPr>
       <w:r>
         <w:rPr>
-          <w:rFonts w:ascii="Courier New" w:eastAsia="Times New Roman" w:hAnsi="Courier New" w:cs="Courier New"/>
+          <w:rFonts w:ascii="Times New Roman" w:eastAsia="Times New Roman" w:hAnsi="Times New Roman" w:cs="Times New Roman"/>
           <w:kern w:val="0"/>
           <w:sz w:val="20"/>
           <w:szCs w:val="20"/>
@@ -1913,7 +1986,7 @@
       <w:proofErr w:type="spellStart"/>
       <w:r>
         <w:rPr>
-          <w:rFonts w:ascii="Courier New" w:eastAsia="Times New Roman" w:hAnsi="Courier New" w:cs="Courier New"/>
+          <w:rFonts w:ascii="Times New Roman" w:eastAsia="Times New Roman" w:hAnsi="Times New Roman" w:cs="Times New Roman"/>
           <w:kern w:val="0"/>
           <w:sz w:val="20"/>
           <w:szCs w:val="20"/>
@@ -1924,19 +1997,63 @@
       <w:proofErr w:type="spellEnd"/>
       <w:r>
         <w:rPr>
-          <w:rFonts w:ascii="Courier New" w:eastAsia="Times New Roman" w:hAnsi="Courier New" w:cs="Courier New"/>
-          <w:kern w:val="0"/>
-          <w:sz w:val="20"/>
-          <w:szCs w:val="20"/>
-          <w14:ligatures w14:val="none"/>
-        </w:rPr>
-        <w:t xml:space="preserve">   --concurrency 32 --n 20000 --warmup 500 --max-frames 60 --timeout-s 30 --out-prefix a100_idle_r4_c32</w:t>
+          <w:rFonts w:ascii="Times New Roman" w:eastAsia="Times New Roman" w:hAnsi="Times New Roman" w:cs="Times New Roman"/>
+          <w:kern w:val="0"/>
+          <w:sz w:val="20"/>
+          <w:szCs w:val="20"/>
+          <w14:ligatures w14:val="none"/>
+        </w:rPr>
+        <w:t xml:space="preserve">   --concurrency 16 --n 8000 --warmup 300 --max-frames 60 --timeout-s 30 --out-prefix a100_idle_r4_c16</w:t>
       </w:r>
     </w:p>
     <w:p>
       <w:pPr>
         <w:rPr>
-          <w:rFonts w:ascii="Courier New" w:eastAsia="Times New Roman" w:hAnsi="Courier New" w:cs="Courier New"/>
+          <w:rFonts w:ascii="Times New Roman" w:eastAsia="Times New Roman" w:hAnsi="Times New Roman" w:cs="Times New Roman"/>
+          <w:kern w:val="0"/>
+          <w:sz w:val="20"/>
+          <w:szCs w:val="20"/>
+          <w14:ligatures w14:val="none"/>
+        </w:rPr>
+      </w:pPr>
+      <w:r>
+        <w:rPr>
+          <w:rFonts w:ascii="Times New Roman" w:eastAsia="Times New Roman" w:hAnsi="Times New Roman" w:cs="Times New Roman"/>
+          <w:kern w:val="0"/>
+          <w:sz w:val="20"/>
+          <w:szCs w:val="20"/>
+          <w14:ligatures w14:val="none"/>
+        </w:rPr>
+        <w:lastRenderedPageBreak/>
+        <w:t xml:space="preserve">python bench_liveness_grpc.py --target 127.0.0.1:9200 --auth-token bench-token --workload </w:t>
+      </w:r>
+      <w:proofErr w:type="spellStart"/>
+      <w:r>
+        <w:rPr>
+          <w:rFonts w:ascii="Times New Roman" w:eastAsia="Times New Roman" w:hAnsi="Times New Roman" w:cs="Times New Roman"/>
+          <w:kern w:val="0"/>
+          <w:sz w:val="20"/>
+          <w:szCs w:val="20"/>
+          <w14:ligatures w14:val="none"/>
+        </w:rPr>
+        <w:t>idle_mix</w:t>
+      </w:r>
+      <w:proofErr w:type="spellEnd"/>
+      <w:r>
+        <w:rPr>
+          <w:rFonts w:ascii="Times New Roman" w:eastAsia="Times New Roman" w:hAnsi="Times New Roman" w:cs="Times New Roman"/>
+          <w:kern w:val="0"/>
+          <w:sz w:val="20"/>
+          <w:szCs w:val="20"/>
+          <w14:ligatures w14:val="none"/>
+        </w:rPr>
+        <w:t xml:space="preserve">   --concurrency 32 --n 20000 --warmup 500 --max-frames 60 --timeout-s 30 --out-prefix a100_idle_r4_c32</w:t>
+      </w:r>
+    </w:p>
+    <w:p>
+      <w:pPr>
+        <w:rPr>
+          <w:rFonts w:ascii="Times New Roman" w:eastAsia="Times New Roman" w:hAnsi="Times New Roman" w:cs="Times New Roman"/>
           <w:kern w:val="0"/>
           <w:sz w:val="20"/>
           <w:szCs w:val="20"/>
@@ -1947,7 +2064,7 @@
     <w:p>
       <w:pPr>
         <w:rPr>
-          <w:rFonts w:ascii="Courier New" w:eastAsia="Times New Roman" w:hAnsi="Courier New" w:cs="Courier New"/>
+          <w:rFonts w:ascii="Times New Roman" w:eastAsia="Times New Roman" w:hAnsi="Times New Roman" w:cs="Times New Roman"/>
           <w:kern w:val="0"/>
           <w:sz w:val="20"/>
           <w:szCs w:val="20"/>
@@ -1956,7 +2073,7 @@
       </w:pPr>
       <w:r>
         <w:rPr>
-          <w:rFonts w:ascii="Courier New" w:eastAsia="Times New Roman" w:hAnsi="Courier New" w:cs="Courier New"/>
+          <w:rFonts w:ascii="Times New Roman" w:eastAsia="Times New Roman" w:hAnsi="Times New Roman" w:cs="Times New Roman"/>
           <w:kern w:val="0"/>
           <w:sz w:val="20"/>
           <w:szCs w:val="20"/>
@@ -1967,7 +2084,7 @@
       <w:proofErr w:type="spellStart"/>
       <w:r>
         <w:rPr>
-          <w:rFonts w:ascii="Courier New" w:eastAsia="Times New Roman" w:hAnsi="Courier New" w:cs="Courier New"/>
+          <w:rFonts w:ascii="Times New Roman" w:eastAsia="Times New Roman" w:hAnsi="Times New Roman" w:cs="Times New Roman"/>
           <w:kern w:val="0"/>
           <w:sz w:val="20"/>
           <w:szCs w:val="20"/>
@@ -1978,7 +2095,7 @@
       <w:proofErr w:type="spellEnd"/>
       <w:r>
         <w:rPr>
-          <w:rFonts w:ascii="Courier New" w:eastAsia="Times New Roman" w:hAnsi="Courier New" w:cs="Courier New"/>
+          <w:rFonts w:ascii="Times New Roman" w:eastAsia="Times New Roman" w:hAnsi="Times New Roman" w:cs="Times New Roman"/>
           <w:kern w:val="0"/>
           <w:sz w:val="20"/>
           <w:szCs w:val="20"/>
@@ -1989,7 +2106,7 @@
       <w:proofErr w:type="gramStart"/>
       <w:r>
         <w:rPr>
-          <w:rFonts w:ascii="Courier New" w:eastAsia="Times New Roman" w:hAnsi="Courier New" w:cs="Courier New"/>
+          <w:rFonts w:ascii="Times New Roman" w:eastAsia="Times New Roman" w:hAnsi="Times New Roman" w:cs="Times New Roman"/>
           <w:kern w:val="0"/>
           <w:sz w:val="20"/>
           <w:szCs w:val="20"/>
@@ -2000,41 +2117,19 @@
       <w:proofErr w:type="gramEnd"/>
       <w:r>
         <w:rPr>
-          <w:rFonts w:ascii="Courier New" w:eastAsia="Times New Roman" w:hAnsi="Courier New" w:cs="Courier New"/>
-          <w:kern w:val="0"/>
-          <w:sz w:val="20"/>
-          <w:szCs w:val="20"/>
-          <w14:ligatures w14:val="none"/>
-        </w:rPr>
-        <w:t>n 4000 --warmup 200 --max-frames 60 --</w:t>
-      </w:r>
-      <w:proofErr w:type="gramStart"/>
-      <w:r>
-        <w:rPr>
-          <w:rFonts w:ascii="Courier New" w:eastAsia="Times New Roman" w:hAnsi="Courier New" w:cs="Courier New"/>
-          <w:kern w:val="0"/>
-          <w:sz w:val="20"/>
-          <w:szCs w:val="20"/>
-          <w14:ligatures w14:val="none"/>
-        </w:rPr>
-        <w:t>timeout-s 30 --out</w:t>
-      </w:r>
-      <w:proofErr w:type="gramEnd"/>
-      <w:r>
-        <w:rPr>
-          <w:rFonts w:ascii="Courier New" w:eastAsia="Times New Roman" w:hAnsi="Courier New" w:cs="Courier New"/>
-          <w:kern w:val="0"/>
-          <w:sz w:val="20"/>
-          <w:szCs w:val="20"/>
-          <w14:ligatures w14:val="none"/>
-        </w:rPr>
-        <w:t>-prefix a100_prompt_r4_c8</w:t>
+          <w:rFonts w:ascii="Times New Roman" w:eastAsia="Times New Roman" w:hAnsi="Times New Roman" w:cs="Times New Roman"/>
+          <w:kern w:val="0"/>
+          <w:sz w:val="20"/>
+          <w:szCs w:val="20"/>
+          <w14:ligatures w14:val="none"/>
+        </w:rPr>
+        <w:t>n 4000 --warmup 200 --max-frames 60 --timeout-s 30 --out-prefix a100_prompt_r4_c8</w:t>
       </w:r>
     </w:p>
     <w:p>
       <w:pPr>
         <w:rPr>
-          <w:rFonts w:ascii="Courier New" w:eastAsia="Times New Roman" w:hAnsi="Courier New" w:cs="Courier New"/>
+          <w:rFonts w:ascii="Times New Roman" w:eastAsia="Times New Roman" w:hAnsi="Times New Roman" w:cs="Times New Roman"/>
           <w:kern w:val="0"/>
           <w:sz w:val="20"/>
           <w:szCs w:val="20"/>
@@ -2043,40 +2138,18 @@
       </w:pPr>
       <w:r>
         <w:rPr>
-          <w:rFonts w:ascii="Courier New" w:eastAsia="Times New Roman" w:hAnsi="Courier New" w:cs="Courier New"/>
-          <w:kern w:val="0"/>
-          <w:sz w:val="20"/>
-          <w:szCs w:val="20"/>
-          <w14:ligatures w14:val="none"/>
-        </w:rPr>
-        <w:t>python bench_liveness_grpc.py --target 127.0.</w:t>
-      </w:r>
-      <w:proofErr w:type="gramStart"/>
-      <w:r>
-        <w:rPr>
-          <w:rFonts w:ascii="Courier New" w:eastAsia="Times New Roman" w:hAnsi="Courier New" w:cs="Courier New"/>
-          <w:kern w:val="0"/>
-          <w:sz w:val="20"/>
-          <w:szCs w:val="20"/>
-          <w14:ligatures w14:val="none"/>
-        </w:rPr>
-        <w:t>0.1</w:t>
-      </w:r>
-      <w:proofErr w:type="gramEnd"/>
-      <w:r>
-        <w:rPr>
-          <w:rFonts w:ascii="Courier New" w:eastAsia="Times New Roman" w:hAnsi="Courier New" w:cs="Courier New"/>
-          <w:kern w:val="0"/>
-          <w:sz w:val="20"/>
-          <w:szCs w:val="20"/>
-          <w14:ligatures w14:val="none"/>
-        </w:rPr>
-        <w:t xml:space="preserve">:9200 --auth-token bench-token --workload </w:t>
-      </w:r>
-      <w:proofErr w:type="spellStart"/>
-      <w:r>
-        <w:rPr>
-          <w:rFonts w:ascii="Courier New" w:eastAsia="Times New Roman" w:hAnsi="Courier New" w:cs="Courier New"/>
+          <w:rFonts w:ascii="Times New Roman" w:eastAsia="Times New Roman" w:hAnsi="Times New Roman" w:cs="Times New Roman"/>
+          <w:kern w:val="0"/>
+          <w:sz w:val="20"/>
+          <w:szCs w:val="20"/>
+          <w14:ligatures w14:val="none"/>
+        </w:rPr>
+        <w:t xml:space="preserve">python bench_liveness_grpc.py --target 127.0.0.1:9200 --auth-token bench-token --workload </w:t>
+      </w:r>
+      <w:proofErr w:type="spellStart"/>
+      <w:r>
+        <w:rPr>
+          <w:rFonts w:ascii="Times New Roman" w:eastAsia="Times New Roman" w:hAnsi="Times New Roman" w:cs="Times New Roman"/>
           <w:kern w:val="0"/>
           <w:sz w:val="20"/>
           <w:szCs w:val="20"/>
@@ -2087,41 +2160,19 @@
       <w:proofErr w:type="spellEnd"/>
       <w:r>
         <w:rPr>
-          <w:rFonts w:ascii="Courier New" w:eastAsia="Times New Roman" w:hAnsi="Courier New" w:cs="Courier New"/>
-          <w:kern w:val="0"/>
-          <w:sz w:val="20"/>
-          <w:szCs w:val="20"/>
-          <w14:ligatures w14:val="none"/>
-        </w:rPr>
-        <w:t xml:space="preserve"> --concurrency 16 --n 8000 --warmup 300 --max-frames 60 --</w:t>
-      </w:r>
-      <w:proofErr w:type="gramStart"/>
-      <w:r>
-        <w:rPr>
-          <w:rFonts w:ascii="Courier New" w:eastAsia="Times New Roman" w:hAnsi="Courier New" w:cs="Courier New"/>
-          <w:kern w:val="0"/>
-          <w:sz w:val="20"/>
-          <w:szCs w:val="20"/>
-          <w14:ligatures w14:val="none"/>
-        </w:rPr>
-        <w:t>timeout-s 30 --out</w:t>
-      </w:r>
-      <w:proofErr w:type="gramEnd"/>
-      <w:r>
-        <w:rPr>
-          <w:rFonts w:ascii="Courier New" w:eastAsia="Times New Roman" w:hAnsi="Courier New" w:cs="Courier New"/>
-          <w:kern w:val="0"/>
-          <w:sz w:val="20"/>
-          <w:szCs w:val="20"/>
-          <w14:ligatures w14:val="none"/>
-        </w:rPr>
-        <w:t>-prefix a100_prompt_r4_c16</w:t>
+          <w:rFonts w:ascii="Times New Roman" w:eastAsia="Times New Roman" w:hAnsi="Times New Roman" w:cs="Times New Roman"/>
+          <w:kern w:val="0"/>
+          <w:sz w:val="20"/>
+          <w:szCs w:val="20"/>
+          <w14:ligatures w14:val="none"/>
+        </w:rPr>
+        <w:t xml:space="preserve"> --concurrency 16 --n 8000 --warmup 300 --max-frames 60 --timeout-s 30 --out-prefix a100_prompt_r4_c16</w:t>
       </w:r>
     </w:p>
     <w:p>
       <w:pPr>
         <w:rPr>
-          <w:rFonts w:ascii="Courier New" w:eastAsia="Times New Roman" w:hAnsi="Courier New" w:cs="Courier New"/>
+          <w:rFonts w:ascii="Times New Roman" w:eastAsia="Times New Roman" w:hAnsi="Times New Roman" w:cs="Times New Roman"/>
           <w:kern w:val="0"/>
           <w:sz w:val="20"/>
           <w:szCs w:val="20"/>
@@ -2130,7 +2181,7 @@
       </w:pPr>
       <w:r>
         <w:rPr>
-          <w:rFonts w:ascii="Courier New" w:eastAsia="Times New Roman" w:hAnsi="Courier New" w:cs="Courier New"/>
+          <w:rFonts w:ascii="Times New Roman" w:eastAsia="Times New Roman" w:hAnsi="Times New Roman" w:cs="Times New Roman"/>
           <w:kern w:val="0"/>
           <w:sz w:val="20"/>
           <w:szCs w:val="20"/>
@@ -2141,7 +2192,7 @@
       <w:proofErr w:type="spellStart"/>
       <w:r>
         <w:rPr>
-          <w:rFonts w:ascii="Courier New" w:eastAsia="Times New Roman" w:hAnsi="Courier New" w:cs="Courier New"/>
+          <w:rFonts w:ascii="Times New Roman" w:eastAsia="Times New Roman" w:hAnsi="Times New Roman" w:cs="Times New Roman"/>
           <w:kern w:val="0"/>
           <w:sz w:val="20"/>
           <w:szCs w:val="20"/>
@@ -2152,7 +2203,7 @@
       <w:proofErr w:type="spellEnd"/>
       <w:r>
         <w:rPr>
-          <w:rFonts w:ascii="Courier New" w:eastAsia="Times New Roman" w:hAnsi="Courier New" w:cs="Courier New"/>
+          <w:rFonts w:ascii="Times New Roman" w:eastAsia="Times New Roman" w:hAnsi="Times New Roman" w:cs="Times New Roman"/>
           <w:kern w:val="0"/>
           <w:sz w:val="20"/>
           <w:szCs w:val="20"/>
@@ -2774,6 +2825,7 @@
   <w:style w:type="character" w:default="1" w:styleId="DefaultParagraphFont">
     <w:name w:val="Default Paragraph Font"/>
     <w:uiPriority w:val="1"/>
+    <w:semiHidden/>
     <w:unhideWhenUsed/>
   </w:style>
   <w:style w:type="table" w:default="1" w:styleId="TableNormal">
